--- a/交付成果/第4轮朗读优化版/朗读优化8周版/读书会01_禅修入门与基础_8周资料包（朗读优化版）/Word版/第1周_禅修的本质与目标与如来禅修学体系_学员版.docx
+++ b/交付成果/第4轮朗读优化版/朗读优化8周版/读书会01_禅修入门与基础_8周资料包（朗读优化版）/Word版/第1周_禅修的本质与目标与如来禅修学体系_学员版.docx
@@ -4,57 +4,62 @@
   <w:body>
     <w:p>
       <w:pPr>
-        <w:spacing w:before="40" w:after="80"/>
-        <w:ind w:left="283"/>
-        <w:shd w:val="clear" w:color="auto" w:fill="EDF6EF"/>
-        <w:pBdr>
-          <w:left w:val="single" w:sz="20" w:space="6" w:color="1E5631"/>
-        </w:pBdr>
+        <w:jc w:val="right"/>
       </w:pPr>
       <w:r>
         <w:rPr>
-          <w:sz w:val="20"/>
+          <w:color w:val="888888"/>
+          <w:sz w:val="16"/>
+        </w:rPr>
+        <w:t>📅 最近更新：2026-09-26 12:40　|　8周版同步本次内容/格式修订：学员版清除主持人专属内容·去注释化·去存疑标记；录音材料按存疑表订正；第7周「日常姿势要点」依《校对整理稿》校对；插入 9 张课件原图；第4轮朗读优化（2026-09-26）：音频转写来源的共读原文已口语化改写</w:t>
+      </w:r>
+    </w:p>
+    <w:p>
+      <w:pPr>
+        <w:ind w:left="170"/>
+        <w:pBdr>
+          <w:left w:val="single" w:sz="18" w:space="4" w:color="1E4620"/>
+        </w:pBdr>
+        <w:shd w:val="clear" w:fill="F2F5FA"/>
+      </w:pPr>
+      <w:r>
+        <w:rPr>
+          <w:b w:val="0"/>
         </w:rPr>
         <w:t xml:space="preserve">🔴🔴🔴 </w:t>
       </w:r>
       <w:r>
         <w:rPr>
           <w:b/>
-          <w:sz w:val="20"/>
         </w:rPr>
         <w:t>【存疑·未改】</w:t>
       </w:r>
       <w:r>
         <w:rPr>
-          <w:sz w:val="20"/>
+          <w:b w:val="0"/>
         </w:rPr>
         <w:t xml:space="preserve"> 标记之间的文字＝红方审计判定「存疑、未改」之处，照录原文一字未动，待人工核实修改。</w:t>
       </w:r>
     </w:p>
     <w:p>
       <w:pPr>
-        <w:spacing w:before="160" w:after="80"/>
+        <w:jc w:val="center"/>
       </w:pPr>
       <w:r>
         <w:rPr>
-          <w:rFonts w:ascii="Microsoft YaHei" w:hAnsi="Microsoft YaHei" w:eastAsia="Microsoft YaHei"/>
           <w:b/>
-          <w:color w:val="1E5631"/>
-          <w:sz w:val="34"/>
+          <w:color w:val="1E4620"/>
+          <w:sz w:val="36"/>
         </w:rPr>
-        <w:t>第1周：禅修的本质与目标与如来禅修学体系（学员版）</w:t>
+        <w:t>第1周：禅修的本质与目标与如来禅修学体系</w:t>
       </w:r>
     </w:p>
     <w:p>
-      <w:pPr>
-        <w:spacing w:before="160" w:after="80"/>
-      </w:pPr>
       <w:r>
         <w:rPr>
-          <w:rFonts w:ascii="Microsoft YaHei" w:hAnsi="Microsoft YaHei" w:eastAsia="Microsoft YaHei"/>
           <w:b/>
-          <w:color w:val="1E5631"/>
-          <w:sz w:val="28"/>
+          <w:color w:val="1E4620"/>
+          <w:sz w:val="26"/>
         </w:rPr>
         <w:t>📋 本周信息卡</w:t>
       </w:r>
@@ -63,7 +68,6 @@
       <w:tblPr>
         <w:tblStyle w:val="TableGrid"/>
         <w:tblW w:type="auto" w:w="0"/>
-        <w:jc w:val="center"/>
         <w:tblLook w:firstColumn="1" w:firstRow="1" w:lastColumn="0" w:lastRow="0" w:noHBand="0" w:noVBand="1" w:val="04A0"/>
       </w:tblPr>
       <w:tblGrid>
@@ -74,17 +78,20 @@
         <w:tc>
           <w:tcPr>
             <w:tcW w:type="dxa" w:w="4819"/>
-            <w:shd w:val="clear" w:color="auto" w:fill="1E5631"/>
+            <w:shd w:val="clear" w:fill="1E4620"/>
           </w:tcPr>
           <w:p>
-            <w:pPr>
-              <w:spacing w:after="20"/>
-            </w:pPr>
             <w:r>
               <w:rPr>
-                <w:b/>
                 <w:color w:val="FFFFFF"/>
-                <w:sz w:val="19"/>
+                <w:sz w:val="18"/>
+              </w:rPr>
+            </w:r>
+            <w:r>
+              <w:rPr>
+                <w:b w:val="0"/>
+                <w:color w:val="FFFFFF"/>
+                <w:sz w:val="18"/>
               </w:rPr>
               <w:t>项目</w:t>
             </w:r>
@@ -93,17 +100,20 @@
         <w:tc>
           <w:tcPr>
             <w:tcW w:type="dxa" w:w="4819"/>
-            <w:shd w:val="clear" w:color="auto" w:fill="1E5631"/>
+            <w:shd w:val="clear" w:fill="1E4620"/>
           </w:tcPr>
           <w:p>
-            <w:pPr>
-              <w:spacing w:after="20"/>
-            </w:pPr>
             <w:r>
               <w:rPr>
-                <w:b/>
                 <w:color w:val="FFFFFF"/>
-                <w:sz w:val="19"/>
+                <w:sz w:val="18"/>
+              </w:rPr>
+            </w:r>
+            <w:r>
+              <w:rPr>
+                <w:b w:val="0"/>
+                <w:color w:val="FFFFFF"/>
+                <w:sz w:val="18"/>
               </w:rPr>
               <w:t>内容</w:t>
             </w:r>
@@ -116,12 +126,15 @@
             <w:tcW w:type="dxa" w:w="4819"/>
           </w:tcPr>
           <w:p>
-            <w:pPr>
-              <w:spacing w:after="20"/>
-            </w:pPr>
             <w:r>
               <w:rPr>
-                <w:sz w:val="19"/>
+                <w:sz w:val="18"/>
+              </w:rPr>
+            </w:r>
+            <w:r>
+              <w:rPr>
+                <w:b w:val="0"/>
+                <w:sz w:val="18"/>
               </w:rPr>
               <w:t>时长</w:t>
             </w:r>
@@ -132,12 +145,15 @@
             <w:tcW w:type="dxa" w:w="4819"/>
           </w:tcPr>
           <w:p>
-            <w:pPr>
-              <w:spacing w:after="20"/>
-            </w:pPr>
             <w:r>
               <w:rPr>
-                <w:sz w:val="19"/>
+                <w:sz w:val="18"/>
+              </w:rPr>
+            </w:r>
+            <w:r>
+              <w:rPr>
+                <w:b w:val="0"/>
+                <w:sz w:val="18"/>
               </w:rPr>
               <w:t>120分钟</w:t>
             </w:r>
@@ -148,15 +164,18 @@
         <w:tc>
           <w:tcPr>
             <w:tcW w:type="dxa" w:w="4819"/>
-            <w:shd w:val="clear" w:color="auto" w:fill="F2F2F2"/>
+            <w:shd w:val="clear" w:fill="F2F5FA"/>
           </w:tcPr>
           <w:p>
-            <w:pPr>
-              <w:spacing w:after="20"/>
-            </w:pPr>
             <w:r>
               <w:rPr>
-                <w:sz w:val="19"/>
+                <w:sz w:val="18"/>
+              </w:rPr>
+            </w:r>
+            <w:r>
+              <w:rPr>
+                <w:b w:val="0"/>
+                <w:sz w:val="18"/>
               </w:rPr>
               <w:t>核心问题</w:t>
             </w:r>
@@ -165,15 +184,18 @@
         <w:tc>
           <w:tcPr>
             <w:tcW w:type="dxa" w:w="4819"/>
-            <w:shd w:val="clear" w:color="auto" w:fill="F2F2F2"/>
+            <w:shd w:val="clear" w:fill="F2F5FA"/>
           </w:tcPr>
           <w:p>
-            <w:pPr>
-              <w:spacing w:after="20"/>
-            </w:pPr>
             <w:r>
               <w:rPr>
-                <w:sz w:val="19"/>
+                <w:sz w:val="18"/>
+              </w:rPr>
+            </w:r>
+            <w:r>
+              <w:rPr>
+                <w:b w:val="0"/>
+                <w:sz w:val="18"/>
               </w:rPr>
               <w:t>什么是禅修？为什么两千多年后的今天我们还能修？</w:t>
             </w:r>
@@ -186,12 +208,15 @@
             <w:tcW w:type="dxa" w:w="4819"/>
           </w:tcPr>
           <w:p>
-            <w:pPr>
-              <w:spacing w:after="20"/>
-            </w:pPr>
             <w:r>
               <w:rPr>
-                <w:sz w:val="19"/>
+                <w:sz w:val="18"/>
+              </w:rPr>
+            </w:r>
+            <w:r>
+              <w:rPr>
+                <w:b w:val="0"/>
+                <w:sz w:val="18"/>
               </w:rPr>
               <w:t>共读原文</w:t>
             </w:r>
@@ -202,12 +227,15 @@
             <w:tcW w:type="dxa" w:w="4819"/>
           </w:tcPr>
           <w:p>
-            <w:pPr>
-              <w:spacing w:after="20"/>
-            </w:pPr>
             <w:r>
               <w:rPr>
-                <w:sz w:val="19"/>
+                <w:sz w:val="18"/>
+              </w:rPr>
+            </w:r>
+            <w:r>
+              <w:rPr>
+                <w:b w:val="0"/>
+                <w:sz w:val="18"/>
               </w:rPr>
               <w:t>① 禅修的本质与止观：禅修的本质、止禅定义、观禅定义、止观关系（录音转写·依据录音转写整理）② 正法依然住世：义注引文、正法五千年阶段、确立修行目标总说（PDF课件）③ ◈扩展·如来禅体系总览：什么叫如来禅、三学/七清净/十六观智框架（录音转写·依据录音转写整理）</w:t>
             </w:r>
@@ -218,15 +246,18 @@
         <w:tc>
           <w:tcPr>
             <w:tcW w:type="dxa" w:w="4819"/>
-            <w:shd w:val="clear" w:color="auto" w:fill="F2F2F2"/>
+            <w:shd w:val="clear" w:fill="F2F5FA"/>
           </w:tcPr>
           <w:p>
-            <w:pPr>
-              <w:spacing w:after="20"/>
-            </w:pPr>
             <w:r>
               <w:rPr>
-                <w:sz w:val="19"/>
+                <w:sz w:val="18"/>
+              </w:rPr>
+            </w:r>
+            <w:r>
+              <w:rPr>
+                <w:b w:val="0"/>
+                <w:sz w:val="18"/>
               </w:rPr>
               <w:t>本周作业</w:t>
             </w:r>
@@ -235,15 +266,18 @@
         <w:tc>
           <w:tcPr>
             <w:tcW w:type="dxa" w:w="4819"/>
-            <w:shd w:val="clear" w:color="auto" w:fill="F2F2F2"/>
+            <w:shd w:val="clear" w:fill="F2F5FA"/>
           </w:tcPr>
           <w:p>
-            <w:pPr>
-              <w:spacing w:after="20"/>
-            </w:pPr>
             <w:r>
               <w:rPr>
-                <w:sz w:val="19"/>
+                <w:sz w:val="18"/>
+              </w:rPr>
+            </w:r>
+            <w:r>
+              <w:rPr>
+                <w:b w:val="0"/>
+                <w:sz w:val="18"/>
               </w:rPr>
               <w:t>每天睡前用2分钟回想今天心里最清楚的一次状态（不评判，只观察）</w:t>
             </w:r>
@@ -252,151 +286,145 @@
       </w:tr>
     </w:tbl>
     <w:p>
-      <w:pPr>
-        <w:spacing w:before="160" w:after="80"/>
-      </w:pPr>
       <w:r>
         <w:rPr>
-          <w:rFonts w:ascii="Microsoft YaHei" w:hAnsi="Microsoft YaHei" w:eastAsia="Microsoft YaHei"/>
           <w:b/>
-          <w:color w:val="1E5631"/>
-          <w:sz w:val="28"/>
+          <w:color w:val="1E4620"/>
+          <w:sz w:val="26"/>
         </w:rPr>
         <w:t>🧘 静心开场</w:t>
       </w:r>
     </w:p>
     <w:p>
       <w:pPr>
-        <w:spacing w:before="40" w:after="80"/>
-        <w:ind w:left="283"/>
-        <w:shd w:val="clear" w:color="auto" w:fill="EDF6EF"/>
+        <w:ind w:left="170"/>
         <w:pBdr>
-          <w:left w:val="single" w:sz="20" w:space="6" w:color="1E5631"/>
+          <w:left w:val="single" w:sz="18" w:space="4" w:color="1E4620"/>
         </w:pBdr>
+        <w:shd w:val="clear" w:fill="F2F5FA"/>
       </w:pPr>
       <w:r>
         <w:rPr>
           <w:b/>
-          <w:sz w:val="20"/>
         </w:rPr>
         <w:t>开场破冰 · 暖场</w:t>
       </w:r>
       <w:r>
         <w:rPr>
-          <w:sz w:val="20"/>
+          <w:b w:val="0"/>
         </w:rPr>
-        <w:t>（约 3 分钟）：用一句话说说：来参加读书会之前，你以为“禅修”是什么？ （说完不必解释、不点评，只把它轻轻放在心里，带着这份真实进入今天的静心。）</w:t>
+        <w:t>（约 3 分钟）：用一句话说说：来参加读书会之前，你以为“禅修”是什么？</w:t>
       </w:r>
     </w:p>
     <w:p>
       <w:pPr>
-        <w:spacing w:before="40" w:after="80"/>
-        <w:ind w:left="283"/>
-        <w:shd w:val="clear" w:color="auto" w:fill="EDF6EF"/>
+        <w:ind w:left="170"/>
         <w:pBdr>
-          <w:left w:val="single" w:sz="20" w:space="6" w:color="1E5631"/>
+          <w:left w:val="single" w:sz="18" w:space="4" w:color="1E4620"/>
         </w:pBdr>
+        <w:shd w:val="clear" w:fill="F2F5FA"/>
+      </w:pPr>
+      <w:r>
+        <w:rPr>
+          <w:b w:val="0"/>
+        </w:rPr>
+        <w:t>（说完不必解释、不点评，只把它轻轻放在心里，带着这份真实进入今天的静心。）</w:t>
+      </w:r>
+    </w:p>
+    <w:p>
+      <w:pPr>
+        <w:ind w:left="170"/>
+        <w:pBdr>
+          <w:left w:val="single" w:sz="18" w:space="4" w:color="1E4620"/>
+        </w:pBdr>
+        <w:shd w:val="clear" w:fill="F2F5FA"/>
       </w:pPr>
       <w:r>
         <w:rPr>
           <w:b/>
-          <w:sz w:val="20"/>
         </w:rPr>
         <w:t>本期共同约定（心理安全）</w:t>
       </w:r>
       <w:r>
         <w:rPr>
-          <w:sz w:val="20"/>
+          <w:b w:val="0"/>
         </w:rPr>
         <w:t xml:space="preserve">：① </w:t>
       </w:r>
       <w:r>
         <w:rPr>
           <w:b/>
-          <w:sz w:val="20"/>
         </w:rPr>
         <w:t>保密</w:t>
       </w:r>
       <w:r>
         <w:rPr>
-          <w:sz w:val="20"/>
+          <w:b w:val="0"/>
         </w:rPr>
         <w:t xml:space="preserve">——今天在这里说的话，留在今天；② </w:t>
       </w:r>
       <w:r>
         <w:rPr>
           <w:b/>
-          <w:sz w:val="20"/>
         </w:rPr>
         <w:t>不评判</w:t>
       </w:r>
       <w:r>
         <w:rPr>
-          <w:sz w:val="20"/>
+          <w:b w:val="0"/>
         </w:rPr>
         <w:t xml:space="preserve">——不评价任何人的分享；③ </w:t>
       </w:r>
       <w:r>
         <w:rPr>
           <w:b/>
-          <w:sz w:val="20"/>
         </w:rPr>
         <w:t>可随时暂停</w:t>
       </w:r>
       <w:r>
         <w:rPr>
-          <w:sz w:val="20"/>
+          <w:b w:val="0"/>
         </w:rPr>
         <w:t>——坐不住、心里不舒服，随时可以调整姿势、起身或暂停，不需要向任何人解释。</w:t>
       </w:r>
     </w:p>
     <w:p>
-      <w:pPr>
-        <w:spacing w:before="160" w:after="80"/>
-      </w:pPr>
       <w:r>
         <w:rPr>
-          <w:rFonts w:ascii="Microsoft YaHei" w:hAnsi="Microsoft YaHei" w:eastAsia="Microsoft YaHei"/>
           <w:b/>
-          <w:color w:val="1E5631"/>
-          <w:sz w:val="28"/>
+          <w:color w:val="1E4620"/>
+          <w:sz w:val="26"/>
         </w:rPr>
         <w:t>📖 共读原文</w:t>
       </w:r>
     </w:p>
     <w:p>
-      <w:pPr>
-        <w:spacing w:before="120" w:after="80"/>
-      </w:pPr>
       <w:r>
         <w:rPr>
-          <w:rFonts w:ascii="Microsoft YaHei" w:hAnsi="Microsoft YaHei" w:eastAsia="Microsoft YaHei"/>
           <w:b/>
-          <w:color w:val="1E5631"/>
-          <w:sz w:val="25"/>
+          <w:color w:val="1E4620"/>
+          <w:sz w:val="23"/>
         </w:rPr>
         <w:t>原文材料①：禅修的本质与止观——什么是禅修、止禅与观禅、止观关系</w:t>
       </w:r>
     </w:p>
     <w:p>
       <w:pPr>
-        <w:spacing w:before="40" w:after="80"/>
-        <w:ind w:left="283"/>
-        <w:shd w:val="clear" w:color="auto" w:fill="EDF6EF"/>
+        <w:ind w:left="170"/>
         <w:pBdr>
-          <w:left w:val="single" w:sz="20" w:space="6" w:color="1E5631"/>
+          <w:left w:val="single" w:sz="18" w:space="4" w:color="1E4620"/>
         </w:pBdr>
+        <w:shd w:val="clear" w:fill="F2F5FA"/>
       </w:pPr>
       <w:r>
         <w:rPr>
           <w:b/>
-          <w:sz w:val="20"/>
         </w:rPr>
         <w:t>【本周朗读段 · 开始】</w:t>
       </w:r>
       <w:r>
         <w:rPr>
-          <w:sz w:val="20"/>
+          <w:b w:val="0"/>
         </w:rPr>
         <w:t>（本段约 约3290 字，供中等稍慢朗读，约 25 分钟；其余为默读／选读／延伸内容）</w:t>
       </w:r>
@@ -405,13 +433,12 @@
       <w:r>
         <w:rPr>
           <w:b/>
-          <w:sz w:val="21"/>
         </w:rPr>
         <w:t>★核心段落</w:t>
       </w:r>
       <w:r>
         <w:rPr>
-          <w:sz w:val="21"/>
+          <w:b w:val="0"/>
         </w:rPr>
         <w:t>（必读）</w:t>
       </w:r>
@@ -420,68 +447,63 @@
       <w:r>
         <w:rPr>
           <w:b/>
-          <w:sz w:val="21"/>
         </w:rPr>
         <w:t>一、禅修的本质：培育心的素质</w:t>
       </w:r>
     </w:p>
     <w:p>
       <w:pPr>
-        <w:spacing w:before="40" w:after="80"/>
-        <w:ind w:left="283"/>
-        <w:shd w:val="clear" w:color="auto" w:fill="EDF6EF"/>
+        <w:ind w:left="170"/>
         <w:pBdr>
-          <w:left w:val="single" w:sz="20" w:space="6" w:color="1E5631"/>
+          <w:left w:val="single" w:sz="18" w:space="4" w:color="1E4620"/>
         </w:pBdr>
+        <w:shd w:val="clear" w:fill="F2F5FA"/>
       </w:pPr>
       <w:r>
         <w:rPr>
-          <w:sz w:val="20"/>
+          <w:b w:val="0"/>
         </w:rPr>
         <w:t>[00:01:35] 首先，我们来了解一下什么是禅修。禅修在巴利语，发音叫"巴瓦那"（bhāvanā）。它的意思是发展、培育。即它是用来进行心灵发展、提升我们心的素质的一种修行实践。</w:t>
       </w:r>
     </w:p>
     <w:p>
       <w:pPr>
-        <w:spacing w:before="40" w:after="80"/>
-        <w:ind w:left="283"/>
-        <w:shd w:val="clear" w:color="auto" w:fill="EDF6EF"/>
+        <w:ind w:left="170"/>
         <w:pBdr>
-          <w:left w:val="single" w:sz="20" w:space="6" w:color="1E5631"/>
+          <w:left w:val="single" w:sz="18" w:space="4" w:color="1E4620"/>
         </w:pBdr>
+        <w:shd w:val="clear" w:fill="F2F5FA"/>
       </w:pPr>
       <w:r>
         <w:rPr>
-          <w:sz w:val="20"/>
+          <w:b w:val="0"/>
         </w:rPr>
         <w:t>[00:06:33] 我们习惯性是追那个结果的。而修行，它不是为结果，结果是一个自然的呈现。我们说"你只管做好事就行了，果报自然会来"，也是这样的：修行，你只管在每个当下，你的心是在上行的状态、在善心的状态，自然不善心就不会生起。</w:t>
       </w:r>
     </w:p>
     <w:p>
       <w:pPr>
-        <w:spacing w:before="40" w:after="80"/>
-        <w:ind w:left="283"/>
-        <w:shd w:val="clear" w:color="auto" w:fill="EDF6EF"/>
+        <w:ind w:left="170"/>
         <w:pBdr>
-          <w:left w:val="single" w:sz="20" w:space="6" w:color="1E5631"/>
+          <w:left w:val="single" w:sz="18" w:space="4" w:color="1E4620"/>
         </w:pBdr>
+        <w:shd w:val="clear" w:fill="F2F5FA"/>
       </w:pPr>
       <w:r>
         <w:rPr>
-          <w:sz w:val="20"/>
+          <w:b w:val="0"/>
         </w:rPr>
         <w:t>[00:07:36] 很多人最后修出很多禅病，就是因为这个心态的原因。所以我们必须从一开始特别地、一再地交代，一再地让自己明白：</w:t>
       </w:r>
       <w:r>
         <w:rPr>
           <w:b/>
-          <w:sz w:val="20"/>
         </w:rPr>
         <w:t>禅修的目的是培育心的平静，是去除我们内心的五盖</w:t>
       </w:r>
       <w:r>
         <w:rPr>
-          <w:sz w:val="20"/>
+          <w:b w:val="0"/>
         </w:rPr>
         <w:t>，这个必须很了解。</w:t>
       </w:r>
@@ -490,100 +512,93 @@
       <w:r>
         <w:rPr>
           <w:b/>
-          <w:sz w:val="21"/>
         </w:rPr>
         <w:t>二、止禅(samatha)的定义</w:t>
       </w:r>
     </w:p>
     <w:p>
       <w:pPr>
-        <w:spacing w:before="40" w:after="80"/>
-        <w:ind w:left="283"/>
-        <w:shd w:val="clear" w:color="auto" w:fill="EDF6EF"/>
+        <w:ind w:left="170"/>
         <w:pBdr>
-          <w:left w:val="single" w:sz="20" w:space="6" w:color="1E5631"/>
+          <w:left w:val="single" w:sz="18" w:space="4" w:color="1E4620"/>
         </w:pBdr>
+        <w:shd w:val="clear" w:fill="F2F5FA"/>
       </w:pPr>
       <w:r>
         <w:rPr>
-          <w:sz w:val="20"/>
+          <w:b w:val="0"/>
         </w:rPr>
         <w:t>[00:03:49] 止观禅法，既然是止观，严格来讲，就分成止禅和观禅。</w:t>
       </w:r>
     </w:p>
     <w:p>
       <w:pPr>
-        <w:spacing w:before="40" w:after="80"/>
-        <w:ind w:left="283"/>
-        <w:shd w:val="clear" w:color="auto" w:fill="EDF6EF"/>
+        <w:ind w:left="170"/>
         <w:pBdr>
-          <w:left w:val="single" w:sz="20" w:space="6" w:color="1E5631"/>
+          <w:left w:val="single" w:sz="18" w:space="4" w:color="1E4620"/>
         </w:pBdr>
+        <w:shd w:val="clear" w:fill="F2F5FA"/>
       </w:pPr>
       <w:r>
         <w:rPr>
-          <w:sz w:val="20"/>
+          <w:b w:val="0"/>
         </w:rPr>
         <w:t>[00:03:57] 止禅，在巴利叫"萨马塔"（samatha），过去我们翻译成"舍摩他"（奢摩他）。奢摩他的本意是（令烦恼）止息、（心）平静——"萨马塔"是一个组合词，其中"沙玛"（sama）是指平、很平静的意思。即心专注在一个位置上，不动、没烦恼、安宁的状态。</w:t>
       </w:r>
     </w:p>
     <w:p>
       <w:pPr>
-        <w:spacing w:before="40" w:after="80"/>
-        <w:ind w:left="283"/>
-        <w:shd w:val="clear" w:color="auto" w:fill="EDF6EF"/>
+        <w:ind w:left="170"/>
         <w:pBdr>
-          <w:left w:val="single" w:sz="20" w:space="6" w:color="1E5631"/>
+          <w:left w:val="single" w:sz="18" w:space="4" w:color="1E4620"/>
         </w:pBdr>
+        <w:shd w:val="clear" w:fill="F2F5FA"/>
       </w:pPr>
       <w:r>
         <w:rPr>
-          <w:sz w:val="20"/>
+          <w:b w:val="0"/>
         </w:rPr>
         <w:t>[00:04:56] "阿"（a）是巴利名词的语基，是语言的基础，它没有实际的含义。</w:t>
       </w:r>
     </w:p>
     <w:p>
       <w:pPr>
-        <w:spacing w:before="40" w:after="80"/>
-        <w:ind w:left="283"/>
-        <w:shd w:val="clear" w:color="auto" w:fill="EDF6EF"/>
+        <w:ind w:left="170"/>
         <w:pBdr>
-          <w:left w:val="single" w:sz="20" w:space="6" w:color="1E5631"/>
+          <w:left w:val="single" w:sz="18" w:space="4" w:color="1E4620"/>
         </w:pBdr>
+        <w:shd w:val="clear" w:fill="F2F5FA"/>
       </w:pPr>
       <w:r>
         <w:rPr>
-          <w:sz w:val="20"/>
+          <w:b w:val="0"/>
         </w:rPr>
         <w:t>[00:05:08] 在《辨析道义注》——就是《辨析道》，过去翻译成《无碍解道》，是沙利子尊者（舍利弗尊者）的论著——在《辨析道义注》和《法集义注》里面，对奢摩他有一个这样的解释：</w:t>
       </w:r>
       <w:r>
         <w:rPr>
           <w:b/>
-          <w:sz w:val="20"/>
         </w:rPr>
         <w:t>令欲贪等诸障碍法止息、消失，故称为止</w:t>
       </w:r>
       <w:r>
         <w:rPr>
-          <w:sz w:val="20"/>
+          <w:b w:val="0"/>
         </w:rPr>
         <w:t>。这个诸障碍法，指的就是欲贪等五盖的烦恼——就是我们汉地天台（智者大师）讲的"诃欲、弃盖"里面的那个五盖。让五盖等烦恼止息消失，称为"止"。</w:t>
       </w:r>
     </w:p>
     <w:p>
       <w:pPr>
-        <w:spacing w:before="40" w:after="80"/>
-        <w:ind w:left="283"/>
-        <w:shd w:val="clear" w:color="auto" w:fill="EDF6EF"/>
+        <w:ind w:left="170"/>
         <w:pBdr>
-          <w:left w:val="single" w:sz="20" w:space="6" w:color="1E5631"/>
+          <w:left w:val="single" w:sz="18" w:space="4" w:color="1E4620"/>
         </w:pBdr>
+        <w:shd w:val="clear" w:fill="F2F5FA"/>
       </w:pPr>
       <w:r>
         <w:rPr>
-          <w:sz w:val="20"/>
+          <w:b w:val="0"/>
         </w:rPr>
         <w:t>[00:05:56] 因此，止禅的目标是培育我们心的宁静、平静，令我们心的素质提升，得以征服烦恼，为后面开展观禅提供基础，它是起这样的目标的。</w:t>
       </w:r>
@@ -592,103 +607,96 @@
       <w:r>
         <w:rPr>
           <w:b/>
-          <w:sz w:val="21"/>
         </w:rPr>
         <w:t>三、观禅(vipassanā)的定义</w:t>
       </w:r>
     </w:p>
     <w:p>
       <w:pPr>
-        <w:spacing w:before="40" w:after="80"/>
-        <w:ind w:left="283"/>
-        <w:shd w:val="clear" w:color="auto" w:fill="EDF6EF"/>
+        <w:ind w:left="170"/>
         <w:pBdr>
-          <w:left w:val="single" w:sz="20" w:space="6" w:color="1E5631"/>
+          <w:left w:val="single" w:sz="18" w:space="4" w:color="1E4620"/>
         </w:pBdr>
+        <w:shd w:val="clear" w:fill="F2F5FA"/>
       </w:pPr>
       <w:r>
         <w:rPr>
-          <w:sz w:val="20"/>
+          <w:b w:val="0"/>
         </w:rPr>
         <w:t>[00:08:01] 接下来这个观，巴利语叫"维巴萨那"（vipassanā）。</w:t>
       </w:r>
     </w:p>
     <w:p>
       <w:pPr>
-        <w:spacing w:before="40" w:after="80"/>
-        <w:ind w:left="283"/>
-        <w:shd w:val="clear" w:color="auto" w:fill="EDF6EF"/>
+        <w:ind w:left="170"/>
         <w:pBdr>
-          <w:left w:val="single" w:sz="20" w:space="6" w:color="1E5631"/>
+          <w:left w:val="single" w:sz="18" w:space="4" w:color="1E4620"/>
         </w:pBdr>
+        <w:shd w:val="clear" w:fill="F2F5FA"/>
       </w:pPr>
       <w:r>
         <w:rPr>
-          <w:sz w:val="20"/>
+          <w:b w:val="0"/>
         </w:rPr>
         <w:t>[00:08:08] 过去用我们古汉语翻译成"毗婆舍那"。毗婆舍那，如果用客家话来念，也是"维巴萨那"。</w:t>
       </w:r>
     </w:p>
     <w:p>
       <w:pPr>
-        <w:spacing w:before="40" w:after="80"/>
-        <w:ind w:left="283"/>
-        <w:shd w:val="clear" w:color="auto" w:fill="EDF6EF"/>
+        <w:ind w:left="170"/>
         <w:pBdr>
-          <w:left w:val="single" w:sz="20" w:space="6" w:color="1E5631"/>
+          <w:left w:val="single" w:sz="18" w:space="4" w:color="1E4620"/>
         </w:pBdr>
+        <w:shd w:val="clear" w:fill="F2F5FA"/>
       </w:pPr>
       <w:r>
         <w:rPr>
-          <w:sz w:val="20"/>
+          <w:b w:val="0"/>
         </w:rPr>
         <w:t>[00:08:19] 维巴萨那也是组合词，就是"维"（vi）加"巴萨那"（passanā）。"维"（vi）在巴利里的意思是"不同""多样"；"巴萨那"（passanā）就是观照、看。所以合起来，维巴萨那是说"通过无常等种种行相去观照诸行法"的这样一种方法，称为毗婆舍那，称为"观"。现在有人把它翻译成"内观"，其实并不非常准确，因为它不仅仅是内观，还有外观。</w:t>
       </w:r>
     </w:p>
     <w:p>
       <w:pPr>
-        <w:spacing w:before="40" w:after="80"/>
-        <w:ind w:left="283"/>
-        <w:shd w:val="clear" w:color="auto" w:fill="EDF6EF"/>
+        <w:ind w:left="170"/>
         <w:pBdr>
-          <w:left w:val="single" w:sz="20" w:space="6" w:color="1E5631"/>
+          <w:left w:val="single" w:sz="18" w:space="4" w:color="1E4620"/>
         </w:pBdr>
+        <w:shd w:val="clear" w:fill="F2F5FA"/>
       </w:pPr>
       <w:r>
         <w:rPr>
-          <w:sz w:val="20"/>
+          <w:b w:val="0"/>
         </w:rPr>
         <w:t>[00:09:14] 观，是指通过观照——我们精神和物质这两个部分称为名色——观照名色等诸行法的无常、苦、无我三相来培养智慧的一种方法。维巴萨那的目的，是舍断对名色法的执取，也就是对五蕴身心（精神与物质）的执取，然后证悟涅槃、体证道果。</w:t>
       </w:r>
     </w:p>
     <w:p>
       <w:pPr>
-        <w:spacing w:before="40" w:after="80"/>
-        <w:ind w:left="283"/>
-        <w:shd w:val="clear" w:color="auto" w:fill="EDF6EF"/>
+        <w:ind w:left="170"/>
         <w:pBdr>
-          <w:left w:val="single" w:sz="20" w:space="6" w:color="1E5631"/>
+          <w:left w:val="single" w:sz="18" w:space="4" w:color="1E4620"/>
         </w:pBdr>
+        <w:shd w:val="clear" w:fill="F2F5FA"/>
       </w:pPr>
       <w:r>
         <w:rPr>
-          <w:sz w:val="20"/>
+          <w:b w:val="0"/>
         </w:rPr>
         <w:t>[00:09:45] 所以观禅系统——我们如来禅的观禅系统——强调以佛陀的一代言教，就是以最接近佛陀言教的巴利三藏圣典为依托，特别注重对阿毗达摩的研究和实践。因为阿毗达摩就是修观的说明书。</w:t>
       </w:r>
     </w:p>
     <w:p>
       <w:pPr>
-        <w:spacing w:before="40" w:after="80"/>
-        <w:ind w:left="283"/>
-        <w:shd w:val="clear" w:color="auto" w:fill="EDF6EF"/>
+        <w:ind w:left="170"/>
         <w:pBdr>
-          <w:left w:val="single" w:sz="20" w:space="6" w:color="1E5631"/>
+          <w:left w:val="single" w:sz="18" w:space="4" w:color="1E4620"/>
         </w:pBdr>
+        <w:shd w:val="clear" w:fill="F2F5FA"/>
       </w:pPr>
       <w:r>
         <w:rPr>
-          <w:sz w:val="20"/>
+          <w:b w:val="0"/>
         </w:rPr>
         <w:t>[00:10:10] 阿毗达摩讲名法、讲色法、讲缘起法，修观的时候，你就是要去看这个名法、看这个色法、看这个缘起法。</w:t>
       </w:r>
@@ -697,13 +705,12 @@
       <w:r>
         <w:rPr>
           <w:b/>
-          <w:sz w:val="21"/>
         </w:rPr>
         <w:t>★核心段落</w:t>
       </w:r>
       <w:r>
         <w:rPr>
-          <w:sz w:val="21"/>
+          <w:b w:val="0"/>
         </w:rPr>
         <w:t>（必读）</w:t>
       </w:r>
@@ -712,71 +719,66 @@
       <w:r>
         <w:rPr>
           <w:b/>
-          <w:sz w:val="21"/>
         </w:rPr>
         <w:t>四、止禅与观禅的关系：止是观的基础</w:t>
       </w:r>
     </w:p>
     <w:p>
       <w:pPr>
-        <w:spacing w:before="40" w:after="80"/>
-        <w:ind w:left="283"/>
-        <w:shd w:val="clear" w:color="auto" w:fill="EDF6EF"/>
+        <w:ind w:left="170"/>
         <w:pBdr>
-          <w:left w:val="single" w:sz="20" w:space="6" w:color="1E5631"/>
+          <w:left w:val="single" w:sz="18" w:space="4" w:color="1E4620"/>
         </w:pBdr>
+        <w:shd w:val="clear" w:fill="F2F5FA"/>
       </w:pPr>
       <w:r>
         <w:rPr>
-          <w:sz w:val="20"/>
+          <w:b w:val="0"/>
         </w:rPr>
         <w:t>[00:03:32] 所以如来禅的禅修，简单来讲，我们就称为止观的禅法。以传承清净的巴利三藏为依托，有着佛陀教导的严格、清晰的禅修次第。</w:t>
       </w:r>
     </w:p>
     <w:p>
       <w:pPr>
-        <w:spacing w:before="40" w:after="80"/>
-        <w:ind w:left="283"/>
-        <w:shd w:val="clear" w:color="auto" w:fill="EDF6EF"/>
+        <w:ind w:left="170"/>
         <w:pBdr>
-          <w:left w:val="single" w:sz="20" w:space="6" w:color="1E5631"/>
+          <w:left w:val="single" w:sz="18" w:space="4" w:color="1E4620"/>
         </w:pBdr>
+        <w:shd w:val="clear" w:fill="F2F5FA"/>
       </w:pPr>
       <w:r>
         <w:rPr>
-          <w:sz w:val="20"/>
+          <w:b w:val="0"/>
         </w:rPr>
         <w:t>[00:18:58] 修什么呢？修习心与慧。"心"的修习——这里心就是指止禅的部分，让我们的心变得清净，那就是修止、修定。而"慧"的修习（bhāvanāya）是指观智，即刚才讲的维巴萨那、毗婆舍那。毗婆舍那有十六种观智。</w:t>
       </w:r>
     </w:p>
     <w:p>
       <w:pPr>
-        <w:spacing w:before="40" w:after="80"/>
-        <w:ind w:left="283"/>
-        <w:shd w:val="clear" w:color="auto" w:fill="EDF6EF"/>
+        <w:ind w:left="170"/>
         <w:pBdr>
-          <w:left w:val="single" w:sz="20" w:space="6" w:color="1E5631"/>
+          <w:left w:val="single" w:sz="18" w:space="4" w:color="1E4620"/>
         </w:pBdr>
+        <w:shd w:val="clear" w:fill="F2F5FA"/>
       </w:pPr>
       <w:r>
         <w:rPr>
-          <w:sz w:val="20"/>
+          <w:b w:val="0"/>
         </w:rPr>
         <w:t>[00:29:08] 在佛陀时代，我们说佛教的解脱是通过心的修行得以实现，那禅修，是修心的方法。</w:t>
       </w:r>
     </w:p>
     <w:p>
       <w:pPr>
-        <w:spacing w:before="40" w:after="80"/>
-        <w:ind w:left="283"/>
-        <w:shd w:val="clear" w:color="auto" w:fill="EDF6EF"/>
+        <w:ind w:left="170"/>
         <w:pBdr>
-          <w:left w:val="single" w:sz="20" w:space="6" w:color="1E5631"/>
+          <w:left w:val="single" w:sz="18" w:space="4" w:color="1E4620"/>
         </w:pBdr>
+        <w:shd w:val="clear" w:fill="F2F5FA"/>
       </w:pPr>
       <w:r>
         <w:rPr>
-          <w:sz w:val="20"/>
+          <w:b w:val="0"/>
         </w:rPr>
         <w:t>[00:45:18] 而止观禅修，是二者（出家人与在家人）获得解脱或者累积解脱资粮的最有效的方式。</w:t>
       </w:r>
@@ -785,13 +787,12 @@
       <w:r>
         <w:rPr>
           <w:b/>
-          <w:sz w:val="21"/>
         </w:rPr>
         <w:t>◈扩展段落</w:t>
       </w:r>
       <w:r>
         <w:rPr>
-          <w:sz w:val="21"/>
+          <w:b w:val="0"/>
         </w:rPr>
         <w:t>（可选）</w:t>
       </w:r>
@@ -800,117 +801,106 @@
       <w:r>
         <w:rPr>
           <w:b/>
-          <w:sz w:val="21"/>
         </w:rPr>
         <w:t>五、两条证悟路径：止观行者与纯观行者</w:t>
       </w:r>
     </w:p>
     <w:p>
       <w:pPr>
-        <w:spacing w:before="40" w:after="80"/>
-        <w:ind w:left="283"/>
-        <w:shd w:val="clear" w:color="auto" w:fill="EDF6EF"/>
+        <w:ind w:left="170"/>
         <w:pBdr>
-          <w:left w:val="single" w:sz="20" w:space="6" w:color="1E5631"/>
+          <w:left w:val="single" w:sz="18" w:space="4" w:color="1E4620"/>
         </w:pBdr>
+        <w:shd w:val="clear" w:fill="F2F5FA"/>
       </w:pPr>
       <w:r>
         <w:rPr>
-          <w:sz w:val="20"/>
+          <w:b w:val="0"/>
         </w:rPr>
         <w:t>[00:19:50] 这里（经中）说的有慧比库，是三因结生的，而且懂得如何来修；这样一个很热忱的、致力于熄灭烦恼的出家人，他能够解开这些结缚——即安住于戒、心清净的比库，依据次第培养戒定慧三学，以这样的方式，他可以斩断结缚、断除烦恼。（依戒→心/止→慧/观的次第）</w:t>
       </w:r>
     </w:p>
     <w:p>
       <w:pPr>
-        <w:spacing w:before="40" w:after="80"/>
-        <w:ind w:left="283"/>
-        <w:shd w:val="clear" w:color="auto" w:fill="EDF6EF"/>
+        <w:ind w:left="170"/>
         <w:pBdr>
-          <w:left w:val="single" w:sz="20" w:space="6" w:color="1E5631"/>
+          <w:left w:val="single" w:sz="18" w:space="4" w:color="1E4620"/>
         </w:pBdr>
+        <w:shd w:val="clear" w:fill="F2F5FA"/>
       </w:pPr>
       <w:r>
         <w:rPr>
-          <w:sz w:val="20"/>
+          <w:b w:val="0"/>
         </w:rPr>
         <w:t>[00:21:57] 按照佛陀时代的传统，证悟有两种路径：一种路径我们叫做纯观行者，也有一些人称为"干观"；还有一种是止观行者。</w:t>
       </w:r>
     </w:p>
     <w:p>
       <w:pPr>
-        <w:spacing w:before="40" w:after="80"/>
-        <w:ind w:left="283"/>
-        <w:shd w:val="clear" w:color="auto" w:fill="EDF6EF"/>
+        <w:ind w:left="170"/>
         <w:pBdr>
-          <w:left w:val="single" w:sz="20" w:space="6" w:color="1E5631"/>
+          <w:left w:val="single" w:sz="18" w:space="4" w:color="1E4620"/>
         </w:pBdr>
+        <w:shd w:val="clear" w:fill="F2F5FA"/>
       </w:pPr>
       <w:r>
         <w:rPr>
-          <w:sz w:val="20"/>
+          <w:b w:val="0"/>
         </w:rPr>
         <w:t>[00:22:28] 纯观行者，就是他并没有证得（安止）禅那（初禅、二禅、三禅、四禅），但是他修观禅，这个就称为纯观行者。</w:t>
       </w:r>
     </w:p>
     <w:p>
       <w:pPr>
-        <w:spacing w:before="40" w:after="80"/>
-        <w:ind w:left="283"/>
-        <w:shd w:val="clear" w:color="auto" w:fill="EDF6EF"/>
+        <w:ind w:left="170"/>
         <w:pBdr>
-          <w:left w:val="single" w:sz="20" w:space="6" w:color="1E5631"/>
+          <w:left w:val="single" w:sz="18" w:space="4" w:color="1E4620"/>
         </w:pBdr>
+        <w:shd w:val="clear" w:fill="F2F5FA"/>
       </w:pPr>
       <w:r>
         <w:rPr>
-          <w:sz w:val="20"/>
+          <w:b w:val="0"/>
         </w:rPr>
         <w:t>[00:24:02] 止观行者，在巴利里面叫"萨马塔亚尼卡"（samathayānika）。萨马塔刚才讲过了，就是三摩地、奢摩他，这是指证得初禅二禅乃至八定的这种安止定，再从这些定的高质量的心里面出来培养观智，这个叫止观行者。</w:t>
       </w:r>
     </w:p>
     <w:p>
       <w:pPr>
-        <w:spacing w:before="40" w:after="80"/>
-        <w:ind w:left="283"/>
-        <w:shd w:val="clear" w:color="auto" w:fill="EDF6EF"/>
+        <w:ind w:left="170"/>
         <w:pBdr>
-          <w:left w:val="single" w:sz="20" w:space="6" w:color="1E5631"/>
+          <w:left w:val="single" w:sz="18" w:space="4" w:color="1E4620"/>
         </w:pBdr>
+        <w:shd w:val="clear" w:fill="F2F5FA"/>
       </w:pPr>
       <w:r>
         <w:rPr>
-          <w:sz w:val="20"/>
+          <w:b w:val="0"/>
         </w:rPr>
         <w:t>[00:25:46] 传统的纯观行者，虽然不需要培养安止定，但是他要培养近行定和刹那定……因此心的疲劳会经常发生，这种情况下禅修者就需要有休息处。佛陀在《中部·两种寻经》里做了一个比喻：在战场上，战士有时会感到疲惫……对于止观行者来讲，禅那就如同堡垒，可以作为修观过程的休息处；而对于纯观行者来讲，他们因为没有禅那，但可以以近行定作为堡垒来休息。</w:t>
       </w:r>
     </w:p>
     <w:p>
       <w:pPr>
-        <w:spacing w:before="40" w:after="80"/>
-        <w:ind w:left="283"/>
-        <w:shd w:val="clear" w:color="auto" w:fill="EDF6EF"/>
+        <w:ind w:left="170"/>
         <w:pBdr>
-          <w:left w:val="single" w:sz="20" w:space="6" w:color="1E5631"/>
+          <w:left w:val="single" w:sz="18" w:space="4" w:color="1E4620"/>
         </w:pBdr>
+        <w:shd w:val="clear" w:fill="F2F5FA"/>
       </w:pPr>
       <w:r>
         <w:rPr>
-          <w:sz w:val="20"/>
+          <w:b w:val="0"/>
         </w:rPr>
         <w:t>[00:27:09] 所以在禅修理论的层面，止观行者的禅修之路完全涵盖了纯观行者。因此，我们如来禅禅修体系的介绍，是以止观行者这个角度来展开，纯观行者本身就包含在里面。</w:t>
       </w:r>
     </w:p>
     <w:p>
-      <w:pPr>
-        <w:spacing w:before="120" w:after="80"/>
-      </w:pPr>
       <w:r>
         <w:rPr>
-          <w:rFonts w:ascii="Microsoft YaHei" w:hAnsi="Microsoft YaHei" w:eastAsia="Microsoft YaHei"/>
           <w:b/>
-          <w:color w:val="1E5631"/>
-          <w:sz w:val="25"/>
+          <w:color w:val="1E4620"/>
+          <w:sz w:val="23"/>
         </w:rPr>
         <w:t>原文材料②：正法依然住世——五个千年与确立修行目标</w:t>
       </w:r>
@@ -919,13 +909,12 @@
       <w:r>
         <w:rPr>
           <w:b/>
-          <w:sz w:val="21"/>
         </w:rPr>
         <w:t>★核心段落</w:t>
       </w:r>
       <w:r>
         <w:rPr>
-          <w:sz w:val="21"/>
+          <w:b w:val="0"/>
         </w:rPr>
         <w:t>（必读）</w:t>
       </w:r>
@@ -934,151 +923,332 @@
       <w:r>
         <w:rPr>
           <w:b/>
-          <w:sz w:val="21"/>
         </w:rPr>
         <w:t>一、正法依然住世（时代特点）</w:t>
       </w:r>
     </w:p>
     <w:p>
       <w:pPr>
-        <w:spacing w:before="40" w:after="80"/>
-        <w:ind w:left="283"/>
-        <w:shd w:val="clear" w:color="auto" w:fill="EDF6EF"/>
+        <w:ind w:left="170"/>
         <w:pBdr>
-          <w:left w:val="single" w:sz="20" w:space="6" w:color="1E5631"/>
+          <w:left w:val="single" w:sz="18" w:space="4" w:color="1E4620"/>
         </w:pBdr>
+        <w:shd w:val="clear" w:fill="F2F5FA"/>
       </w:pPr>
       <w:r>
         <w:rPr>
-          <w:sz w:val="20"/>
+          <w:b w:val="0"/>
         </w:rPr>
-        <w:t>"以得达辨析者住立千年,以六通者千年,以三明者千年,以纯观者千年,以巴帝摩卡住立千年。"(D.A.3.161) ——《长部义注》</w:t>
+        <w:t>"以得达辨析者住立千年,以六通者千年,以三明者千年,以纯观者千年,以巴帝摩卡住立千年。"(D.A.3.161)</w:t>
       </w:r>
     </w:p>
     <w:p>
       <w:pPr>
-        <w:spacing w:before="40" w:after="80"/>
-        <w:ind w:left="283"/>
-        <w:shd w:val="clear" w:color="auto" w:fill="EDF6EF"/>
+        <w:ind w:left="170"/>
         <w:pBdr>
-          <w:left w:val="single" w:sz="20" w:space="6" w:color="1E5631"/>
+          <w:left w:val="single" w:sz="18" w:space="4" w:color="1E4620"/>
         </w:pBdr>
+        <w:shd w:val="clear" w:fill="F2F5FA"/>
       </w:pPr>
       <w:r>
         <w:rPr>
-          <w:sz w:val="20"/>
+          <w:b w:val="0"/>
         </w:rPr>
-        <w:t>"确实唯有佛陀般涅槃后的(前)一千年能产生辨析(智),在那之后是六神通,之后连那也不能产生,则产生三明。过了(漫长的)时间,连那也不能产生,则是纯观者。不来者、一来者、入流者也是同理。"(A.A.1.1.130) ——《增支部义注》</w:t>
+        <w:t>——《长部义注》</w:t>
+      </w:r>
+    </w:p>
+    <w:p>
+      <w:pPr>
+        <w:ind w:left="170"/>
+        <w:pBdr>
+          <w:left w:val="single" w:sz="18" w:space="4" w:color="1E4620"/>
+        </w:pBdr>
+        <w:shd w:val="clear" w:fill="F2F5FA"/>
+      </w:pPr>
+      <w:r>
+        <w:rPr>
+          <w:b w:val="0"/>
+        </w:rPr>
+        <w:t>"确实唯有佛陀般涅槃后的(前)一千年能产生辨析(智),在那之后是六神通,之后连那也不能产生,则产生三明。过了(漫长的)时间,连那也不能产生,则是纯观者。不来者、一来者、入流者也是同理。"(A.A.1.1.130)</w:t>
+      </w:r>
+    </w:p>
+    <w:p>
+      <w:pPr>
+        <w:ind w:left="170"/>
+        <w:pBdr>
+          <w:left w:val="single" w:sz="18" w:space="4" w:color="1E4620"/>
+        </w:pBdr>
+        <w:shd w:val="clear" w:fill="F2F5FA"/>
+      </w:pPr>
+      <w:r>
+        <w:rPr>
+          <w:b w:val="0"/>
+        </w:rPr>
+        <w:t>——《增支部义注》</w:t>
       </w:r>
     </w:p>
     <w:p>
       <w:r>
         <w:rPr>
           <w:b/>
-          <w:sz w:val="21"/>
         </w:rPr>
         <w:t>二、正法住世阶段（五个千年及对应可证果位）</w:t>
       </w:r>
     </w:p>
     <w:p>
       <w:pPr>
-        <w:spacing w:before="40" w:after="80"/>
-        <w:ind w:left="283"/>
-        <w:shd w:val="clear" w:color="auto" w:fill="EDF6EF"/>
+        <w:ind w:left="170"/>
         <w:pBdr>
-          <w:left w:val="single" w:sz="20" w:space="6" w:color="1E5631"/>
+          <w:left w:val="single" w:sz="18" w:space="4" w:color="1E4620"/>
         </w:pBdr>
+        <w:shd w:val="clear" w:fill="F2F5FA"/>
       </w:pPr>
       <w:r>
         <w:rPr>
-          <w:sz w:val="20"/>
+          <w:b w:val="0"/>
         </w:rPr>
-        <w:t>根据长部义注的说法: 第一个千年能够得到辨析智。 第二个千年能够得到六神通。 第三个千年能够得到三明(tevijjā)。 第四个千年能够证得纯观的阿拉汉果。 第五个千年连断除一切烦恼都不可能了,只能成就更低的三个果位:不来果、一来果与入流果。</w:t>
+        <w:t>根据长部义注的说法:</w:t>
+      </w:r>
+    </w:p>
+    <w:p>
+      <w:pPr>
+        <w:ind w:left="170"/>
+        <w:pBdr>
+          <w:left w:val="single" w:sz="18" w:space="4" w:color="1E4620"/>
+        </w:pBdr>
+        <w:shd w:val="clear" w:fill="F2F5FA"/>
+      </w:pPr>
+      <w:r>
+        <w:rPr>
+          <w:b w:val="0"/>
+        </w:rPr>
+        <w:t>第一个千年能够得到辨析智。</w:t>
+      </w:r>
+    </w:p>
+    <w:p>
+      <w:pPr>
+        <w:ind w:left="170"/>
+        <w:pBdr>
+          <w:left w:val="single" w:sz="18" w:space="4" w:color="1E4620"/>
+        </w:pBdr>
+        <w:shd w:val="clear" w:fill="F2F5FA"/>
+      </w:pPr>
+      <w:r>
+        <w:rPr>
+          <w:b w:val="0"/>
+        </w:rPr>
+        <w:t>第二个千年能够得到六神通。</w:t>
+      </w:r>
+    </w:p>
+    <w:p>
+      <w:pPr>
+        <w:ind w:left="170"/>
+        <w:pBdr>
+          <w:left w:val="single" w:sz="18" w:space="4" w:color="1E4620"/>
+        </w:pBdr>
+        <w:shd w:val="clear" w:fill="F2F5FA"/>
+      </w:pPr>
+      <w:r>
+        <w:rPr>
+          <w:b w:val="0"/>
+        </w:rPr>
+        <w:t>第三个千年能够得到三明(tevijjā)。</w:t>
+      </w:r>
+    </w:p>
+    <w:p>
+      <w:pPr>
+        <w:ind w:left="170"/>
+        <w:pBdr>
+          <w:left w:val="single" w:sz="18" w:space="4" w:color="1E4620"/>
+        </w:pBdr>
+        <w:shd w:val="clear" w:fill="F2F5FA"/>
+      </w:pPr>
+      <w:r>
+        <w:rPr>
+          <w:b w:val="0"/>
+        </w:rPr>
+        <w:t>第四个千年能够证得纯观的阿拉汉果。</w:t>
+      </w:r>
+    </w:p>
+    <w:p>
+      <w:pPr>
+        <w:ind w:left="170"/>
+        <w:pBdr>
+          <w:left w:val="single" w:sz="18" w:space="4" w:color="1E4620"/>
+        </w:pBdr>
+        <w:shd w:val="clear" w:fill="F2F5FA"/>
+      </w:pPr>
+      <w:r>
+        <w:rPr>
+          <w:b w:val="0"/>
+        </w:rPr>
+        <w:t>第五个千年连断除一切烦恼都不可能了,只能成就更低的三个果位:不来果、一来果与入流果。</w:t>
       </w:r>
     </w:p>
     <w:p>
       <w:r>
         <w:rPr>
           <w:b/>
-          <w:sz w:val="21"/>
         </w:rPr>
         <w:t>三、确立修行目标（目标总说）</w:t>
       </w:r>
     </w:p>
     <w:p>
       <w:pPr>
-        <w:spacing w:before="40" w:after="80"/>
-        <w:ind w:left="283"/>
-        <w:shd w:val="clear" w:color="auto" w:fill="EDF6EF"/>
+        <w:ind w:left="170"/>
         <w:pBdr>
-          <w:left w:val="single" w:sz="20" w:space="6" w:color="1E5631"/>
+          <w:left w:val="single" w:sz="18" w:space="4" w:color="1E4620"/>
         </w:pBdr>
+        <w:shd w:val="clear" w:fill="F2F5FA"/>
       </w:pPr>
       <w:r>
         <w:rPr>
-          <w:sz w:val="20"/>
+          <w:b w:val="0"/>
         </w:rPr>
         <w:t>在上座部佛教中,有三种菩提,即正自觉菩提(sammā-sambodhi)、独觉菩提(pacceka-bodhi)、弟子菩提(sāvaka-bodhi)。在这三种菩提中,成就正自觉菩提者又被称为正自觉者(sammā-sambuddha),也即佛陀。成就独觉菩提者被称为独觉佛(pacceka-buddha)。成就弟子菩提者被称为圣弟子(ariya-sāvaka)。</w:t>
       </w:r>
     </w:p>
     <w:p>
       <w:pPr>
-        <w:spacing w:before="40" w:after="80"/>
-        <w:ind w:left="283"/>
-        <w:shd w:val="clear" w:color="auto" w:fill="EDF6EF"/>
+        <w:ind w:left="170"/>
         <w:pBdr>
-          <w:left w:val="single" w:sz="20" w:space="6" w:color="1E5631"/>
+          <w:left w:val="single" w:sz="18" w:space="4" w:color="1E4620"/>
         </w:pBdr>
+        <w:shd w:val="clear" w:fill="F2F5FA"/>
       </w:pPr>
       <w:r>
         <w:rPr>
-          <w:sz w:val="20"/>
+          <w:b w:val="0"/>
         </w:rPr>
         <w:t>这三类圣者在证悟阿拉汉果时,皆已彻见四圣谛,断除一切烦恼,完全清凉与寂静,他们在解脱上并无差异。不过,由于其往昔所发之愿、为满愿而积累的巴拉密(pāramī,波罗蜜)及累积巴拉密的时间不同,因此在最后一生解脱后,神通、智慧、福德等有很大差异。</w:t>
       </w:r>
     </w:p>
     <w:p>
       <w:pPr>
-        <w:spacing w:before="40" w:after="80"/>
-        <w:ind w:left="283"/>
-        <w:shd w:val="clear" w:color="auto" w:fill="EDF6EF"/>
+        <w:ind w:left="170"/>
         <w:pBdr>
-          <w:left w:val="single" w:sz="20" w:space="6" w:color="1E5631"/>
+          <w:left w:val="single" w:sz="18" w:space="4" w:color="1E4620"/>
         </w:pBdr>
+        <w:shd w:val="clear" w:fill="F2F5FA"/>
       </w:pPr>
       <w:r>
         <w:rPr>
-          <w:sz w:val="20"/>
+          <w:b w:val="0"/>
         </w:rPr>
-        <w:t>《增支部·一集》中说: "诸比库,有一人出现于世间时,是稀有之人的出现。哪一人呢?如来、阿拉汉、正自觉者。诸比库,乃此一人出现于世间时,是稀有之人的出现。" "诸比库,绝无此理,无有条件,若一个世界中有两位阿拉汉、正自觉者不先不后地出现,绝无此理!诸比库,确有此理,若一个世界中只有一位阿拉汉、正自觉者出现,确有此理。"</w:t>
+        <w:t>《增支部·一集》中说:</w:t>
       </w:r>
     </w:p>
     <w:p>
       <w:pPr>
-        <w:spacing w:before="40" w:after="80"/>
-        <w:ind w:left="283"/>
-        <w:shd w:val="clear" w:color="auto" w:fill="EDF6EF"/>
+        <w:ind w:left="170"/>
         <w:pBdr>
-          <w:left w:val="single" w:sz="20" w:space="6" w:color="1E5631"/>
+          <w:left w:val="single" w:sz="18" w:space="4" w:color="1E4620"/>
         </w:pBdr>
+        <w:shd w:val="clear" w:fill="F2F5FA"/>
       </w:pPr>
       <w:r>
         <w:rPr>
-          <w:sz w:val="20"/>
+          <w:b w:val="0"/>
         </w:rPr>
-        <w:t>若禅修者发愿成为普通弟子,致力于尽快解脱,则应了解《增支部·四集》中所说的四类人: 1) 敏锐知者(ugghāṭitaññū) 2) 详说知者(vipañcitaññū) 3) 可引导者(neyya) 4) 文句为最者(padaparama)</w:t>
+        <w:t>"诸比库,有一人出现于世间时,是稀有之人的出现。哪一人呢?如来、阿拉汉、正自觉者。诸比库,乃此一人出现于世间时,是稀有之人的出现。"</w:t>
       </w:r>
     </w:p>
     <w:p>
       <w:pPr>
-        <w:spacing w:before="120" w:after="80"/>
+        <w:ind w:left="170"/>
+        <w:pBdr>
+          <w:left w:val="single" w:sz="18" w:space="4" w:color="1E4620"/>
+        </w:pBdr>
+        <w:shd w:val="clear" w:fill="F2F5FA"/>
       </w:pPr>
       <w:r>
         <w:rPr>
-          <w:rFonts w:ascii="Microsoft YaHei" w:hAnsi="Microsoft YaHei" w:eastAsia="Microsoft YaHei"/>
+          <w:b w:val="0"/>
+        </w:rPr>
+        <w:t>"诸比库,绝无此理,无有条件,若一个世界中有两位阿拉汉、正自觉者不先不后地出现,绝无此理!诸比库,确有此理,若一个世界中只有一位阿拉汉、正自觉者出现,确有此理。"</w:t>
+      </w:r>
+    </w:p>
+    <w:p>
+      <w:pPr>
+        <w:ind w:left="170"/>
+        <w:pBdr>
+          <w:left w:val="single" w:sz="18" w:space="4" w:color="1E4620"/>
+        </w:pBdr>
+        <w:shd w:val="clear" w:fill="F2F5FA"/>
+      </w:pPr>
+      <w:r>
+        <w:rPr>
+          <w:b w:val="0"/>
+        </w:rPr>
+        <w:t>若禅修者发愿成为普通弟子,致力于尽快解脱,则应了解《增支部·四集》中所说的四类人:</w:t>
+      </w:r>
+    </w:p>
+    <w:p>
+      <w:pPr>
+        <w:ind w:left="170"/>
+        <w:pBdr>
+          <w:left w:val="single" w:sz="18" w:space="4" w:color="1E4620"/>
+        </w:pBdr>
+        <w:shd w:val="clear" w:fill="F2F5FA"/>
+      </w:pPr>
+      <w:r>
+        <w:rPr>
+          <w:b w:val="0"/>
+        </w:rPr>
+        <w:t>1) 敏锐知者(ugghāṭitaññū)</w:t>
+      </w:r>
+    </w:p>
+    <w:p>
+      <w:pPr>
+        <w:ind w:left="170"/>
+        <w:pBdr>
+          <w:left w:val="single" w:sz="18" w:space="4" w:color="1E4620"/>
+        </w:pBdr>
+        <w:shd w:val="clear" w:fill="F2F5FA"/>
+      </w:pPr>
+      <w:r>
+        <w:rPr>
+          <w:b w:val="0"/>
+        </w:rPr>
+        <w:t>2) 详说知者(vipañcitaññū)</w:t>
+      </w:r>
+    </w:p>
+    <w:p>
+      <w:pPr>
+        <w:ind w:left="170"/>
+        <w:pBdr>
+          <w:left w:val="single" w:sz="18" w:space="4" w:color="1E4620"/>
+        </w:pBdr>
+        <w:shd w:val="clear" w:fill="F2F5FA"/>
+      </w:pPr>
+      <w:r>
+        <w:rPr>
+          <w:b w:val="0"/>
+        </w:rPr>
+        <w:t>3) 可引导者(neyya)</w:t>
+      </w:r>
+    </w:p>
+    <w:p>
+      <w:pPr>
+        <w:ind w:left="170"/>
+        <w:pBdr>
+          <w:left w:val="single" w:sz="18" w:space="4" w:color="1E4620"/>
+        </w:pBdr>
+        <w:shd w:val="clear" w:fill="F2F5FA"/>
+      </w:pPr>
+      <w:r>
+        <w:rPr>
+          <w:b w:val="0"/>
+        </w:rPr>
+        <w:t>4) 文句为最者(padaparama)</w:t>
+      </w:r>
+    </w:p>
+    <w:p>
+      <w:r>
+        <w:rPr>
           <w:b/>
-          <w:color w:val="1E5631"/>
-          <w:sz w:val="25"/>
+          <w:color w:val="1E4620"/>
+          <w:sz w:val="23"/>
         </w:rPr>
         <w:t>原文材料③（◈扩展）：如来禅体系总览——什么叫如来禅、三学/七清净/十六观智</w:t>
       </w:r>
@@ -1087,13 +1257,12 @@
       <w:r>
         <w:rPr>
           <w:b/>
-          <w:sz w:val="21"/>
         </w:rPr>
         <w:t>◈扩展段落</w:t>
       </w:r>
       <w:r>
         <w:rPr>
-          <w:sz w:val="21"/>
+          <w:b w:val="0"/>
         </w:rPr>
         <w:t>（可选）</w:t>
       </w:r>
@@ -1102,71 +1271,66 @@
       <w:r>
         <w:rPr>
           <w:b/>
-          <w:sz w:val="21"/>
         </w:rPr>
         <w:t>一、什么叫如来禅（体系名称的由来）</w:t>
       </w:r>
     </w:p>
     <w:p>
       <w:pPr>
-        <w:spacing w:before="40" w:after="80"/>
-        <w:ind w:left="283"/>
-        <w:shd w:val="clear" w:color="auto" w:fill="EDF6EF"/>
+        <w:ind w:left="170"/>
         <w:pBdr>
-          <w:left w:val="single" w:sz="20" w:space="6" w:color="1E5631"/>
+          <w:left w:val="single" w:sz="18" w:space="4" w:color="1E4620"/>
         </w:pBdr>
+        <w:shd w:val="clear" w:fill="F2F5FA"/>
       </w:pPr>
       <w:r>
         <w:rPr>
-          <w:sz w:val="20"/>
+          <w:b w:val="0"/>
         </w:rPr>
         <w:t>[00:10:48] 什么叫如来禅呢？为什么叫如来禅呢？首先我们知道什么是如来。佛陀说：诸比库，"如是说而如是行，如是行而如是说"者，故被称为如来。</w:t>
       </w:r>
     </w:p>
     <w:p>
       <w:pPr>
-        <w:spacing w:before="40" w:after="80"/>
-        <w:ind w:left="283"/>
-        <w:shd w:val="clear" w:color="auto" w:fill="EDF6EF"/>
+        <w:ind w:left="170"/>
         <w:pBdr>
-          <w:left w:val="single" w:sz="20" w:space="6" w:color="1E5631"/>
+          <w:left w:val="single" w:sz="18" w:space="4" w:color="1E4620"/>
         </w:pBdr>
+        <w:shd w:val="clear" w:fill="F2F5FA"/>
       </w:pPr>
       <w:r>
         <w:rPr>
-          <w:sz w:val="20"/>
+          <w:b w:val="0"/>
         </w:rPr>
         <w:t>[00:11:09] 诸比库，于天魔、梵天、沙门、婆罗门、天人世间，如来是胜利者、不被征服者、见一切者、有自在力者，故被称为如来。……诸比库，有如来自觉悟之智，如来般涅槃日于其中间所说一切所谈乃至所说者，只是"如"而已，并非不如，故名如来。</w:t>
       </w:r>
     </w:p>
     <w:p>
       <w:pPr>
-        <w:spacing w:before="40" w:after="80"/>
-        <w:ind w:left="283"/>
-        <w:shd w:val="clear" w:color="auto" w:fill="EDF6EF"/>
+        <w:ind w:left="170"/>
         <w:pBdr>
-          <w:left w:val="single" w:sz="20" w:space="6" w:color="1E5631"/>
+          <w:left w:val="single" w:sz="18" w:space="4" w:color="1E4620"/>
         </w:pBdr>
+        <w:shd w:val="clear" w:fill="F2F5FA"/>
       </w:pPr>
       <w:r>
         <w:rPr>
-          <w:sz w:val="20"/>
+          <w:b w:val="0"/>
         </w:rPr>
         <w:t>[00:12:09] （如来）行如所说，言如所行——"行如所言，言如所行"，故名如来。……所以如来是佛陀对自己的自称。所以如来禅，就是佛陀所教导的禅法，从佛陀辗转传来、没有增减的这样的禅法。</w:t>
       </w:r>
     </w:p>
     <w:p>
       <w:pPr>
-        <w:spacing w:before="40" w:after="80"/>
-        <w:ind w:left="283"/>
-        <w:shd w:val="clear" w:color="auto" w:fill="EDF6EF"/>
+        <w:ind w:left="170"/>
         <w:pBdr>
-          <w:left w:val="single" w:sz="20" w:space="6" w:color="1E5631"/>
+          <w:left w:val="single" w:sz="18" w:space="4" w:color="1E4620"/>
         </w:pBdr>
+        <w:shd w:val="clear" w:fill="F2F5FA"/>
       </w:pPr>
       <w:r>
         <w:rPr>
-          <w:sz w:val="20"/>
+          <w:b w:val="0"/>
         </w:rPr>
         <w:t>[00:12:46] 那也是我们依据的这个三藏——巴利三藏的圣典，以及义注和复注，对于佛陀所教导的禅法的这样一种解释以及修证的方法。</w:t>
       </w:r>
@@ -1175,62 +1339,57 @@
       <w:r>
         <w:rPr>
           <w:b/>
-          <w:sz w:val="21"/>
         </w:rPr>
         <w:t>二、体系总览：三学、七清净、十六观智</w:t>
       </w:r>
     </w:p>
     <w:p>
       <w:pPr>
-        <w:spacing w:before="40" w:after="80"/>
-        <w:ind w:left="283"/>
-        <w:shd w:val="clear" w:color="auto" w:fill="EDF6EF"/>
+        <w:ind w:left="170"/>
         <w:pBdr>
-          <w:left w:val="single" w:sz="20" w:space="6" w:color="1E5631"/>
+          <w:left w:val="single" w:sz="18" w:space="4" w:color="1E4620"/>
         </w:pBdr>
+        <w:shd w:val="clear" w:fill="F2F5FA"/>
       </w:pPr>
       <w:r>
         <w:rPr>
-          <w:sz w:val="20"/>
+          <w:b w:val="0"/>
         </w:rPr>
         <w:t>[00:13:05] 根据这个三藏，我们的如来禅的禅法，归结出来是这样的次第：有三学、七清净。</w:t>
       </w:r>
     </w:p>
     <w:p>
       <w:pPr>
-        <w:spacing w:before="40" w:after="80"/>
-        <w:ind w:left="283"/>
-        <w:shd w:val="clear" w:color="auto" w:fill="EDF6EF"/>
+        <w:ind w:left="170"/>
         <w:pBdr>
-          <w:left w:val="single" w:sz="20" w:space="6" w:color="1E5631"/>
+          <w:left w:val="single" w:sz="18" w:space="4" w:color="1E4620"/>
         </w:pBdr>
+        <w:shd w:val="clear" w:fill="F2F5FA"/>
       </w:pPr>
       <w:r>
         <w:rPr>
-          <w:sz w:val="20"/>
+          <w:b w:val="0"/>
         </w:rPr>
         <w:t>[00:13:22] 十六种观智。三学就是戒定慧三学，大家很熟悉。那七清净，分别是：戒清净、心清净、见清净、度疑清净、道非道智见清净、行道智见清净、智见清净。好，那这个七清净展开来——除了戒清净和心清净之外，从见清净到智见清净这五个清净，又被展开来称为十六种观智。好，所以我们说禅修——从如来禅的角度来讲，禅修包括止禅还有观禅。</w:t>
       </w:r>
     </w:p>
     <w:p>
       <w:pPr>
-        <w:spacing w:before="40" w:after="80"/>
-        <w:ind w:left="283"/>
-        <w:shd w:val="clear" w:color="auto" w:fill="EDF6EF"/>
+        <w:ind w:left="170"/>
         <w:pBdr>
-          <w:left w:val="single" w:sz="20" w:space="6" w:color="1E5631"/>
+          <w:left w:val="single" w:sz="18" w:space="4" w:color="1E4620"/>
         </w:pBdr>
+        <w:shd w:val="clear" w:fill="F2F5FA"/>
       </w:pPr>
       <w:r>
         <w:rPr>
           <w:b/>
-          <w:sz w:val="20"/>
         </w:rPr>
         <w:t>【本周朗读段 · 结束】</w:t>
       </w:r>
       <w:r>
         <w:rPr>
-          <w:sz w:val="20"/>
+          <w:b w:val="0"/>
         </w:rPr>
         <w:t>（以下为默读／选读／延伸内容，时间富余时再读）</w:t>
       </w:r>
@@ -1239,87 +1398,81 @@
       <w:r>
         <w:rPr>
           <w:b/>
-          <w:sz w:val="21"/>
         </w:rPr>
         <w:t>三、十六观智的第一步：名色分别智与"法住智"</w:t>
       </w:r>
     </w:p>
     <w:p>
       <w:pPr>
-        <w:spacing w:before="40" w:after="80"/>
-        <w:ind w:left="283"/>
-        <w:shd w:val="clear" w:color="auto" w:fill="EDF6EF"/>
+        <w:ind w:left="170"/>
         <w:pBdr>
-          <w:left w:val="single" w:sz="20" w:space="6" w:color="1E5631"/>
+          <w:left w:val="single" w:sz="18" w:space="4" w:color="1E4620"/>
         </w:pBdr>
+        <w:shd w:val="clear" w:fill="F2F5FA"/>
       </w:pPr>
       <w:r>
         <w:rPr>
-          <w:sz w:val="20"/>
+          <w:b w:val="0"/>
         </w:rPr>
         <w:t>[00:01:52] 我们（修）名色分别智，这是十六观智的第一个观智，叫名色分别智。名法就是我们精神的部分，色法就是物质的部分。我们要能够看到我们（由）四种来源（生起的）28种色法，以及它再产生的再分裂……</w:t>
       </w:r>
     </w:p>
     <w:p>
       <w:pPr>
-        <w:spacing w:before="40" w:after="80"/>
-        <w:ind w:left="283"/>
-        <w:shd w:val="clear" w:color="auto" w:fill="EDF6EF"/>
+        <w:ind w:left="170"/>
         <w:pBdr>
-          <w:left w:val="single" w:sz="20" w:space="6" w:color="1E5631"/>
+          <w:left w:val="single" w:sz="18" w:space="4" w:color="1E4620"/>
         </w:pBdr>
+        <w:shd w:val="clear" w:fill="F2F5FA"/>
       </w:pPr>
       <w:r>
         <w:rPr>
-          <w:sz w:val="20"/>
+          <w:b w:val="0"/>
         </w:rPr>
         <w:t>[00:06:57] 名色分别能够证得，在佛陀的教法里面，你就证得了苦谛——四圣谛里面证得了苦谛。</w:t>
       </w:r>
     </w:p>
     <w:p>
       <w:pPr>
-        <w:spacing w:before="40" w:after="80"/>
-        <w:ind w:left="283"/>
-        <w:shd w:val="clear" w:color="auto" w:fill="EDF6EF"/>
+        <w:ind w:left="170"/>
         <w:pBdr>
-          <w:left w:val="single" w:sz="20" w:space="6" w:color="1E5631"/>
+          <w:left w:val="single" w:sz="18" w:space="4" w:color="1E4620"/>
         </w:pBdr>
+        <w:shd w:val="clear" w:fill="F2F5FA"/>
       </w:pPr>
       <w:r>
         <w:rPr>
-          <w:sz w:val="20"/>
+          <w:b w:val="0"/>
         </w:rPr>
         <w:t>[00:07:24] 接下来是度疑清净，度疑清净就是缘摄受智，（观察）都是一堆名色（的因缘）。</w:t>
       </w:r>
     </w:p>
     <w:p>
       <w:pPr>
-        <w:spacing w:before="40" w:after="80"/>
-        <w:ind w:left="283"/>
-        <w:shd w:val="clear" w:color="auto" w:fill="EDF6EF"/>
+        <w:ind w:left="170"/>
         <w:pBdr>
-          <w:left w:val="single" w:sz="20" w:space="6" w:color="1E5631"/>
+          <w:left w:val="single" w:sz="18" w:space="4" w:color="1E4620"/>
         </w:pBdr>
+        <w:shd w:val="clear" w:fill="F2F5FA"/>
       </w:pPr>
       <w:r>
         <w:rPr>
-          <w:sz w:val="20"/>
+          <w:b w:val="0"/>
         </w:rPr>
         <w:t>[00:11:17] 有了缘摄受（智）的基础，我们去看过去、未来，一直到你最后一生，就没有结生了……</w:t>
       </w:r>
     </w:p>
     <w:p>
       <w:pPr>
-        <w:spacing w:before="40" w:after="80"/>
-        <w:ind w:left="283"/>
-        <w:shd w:val="clear" w:color="auto" w:fill="EDF6EF"/>
+        <w:ind w:left="170"/>
         <w:pBdr>
-          <w:left w:val="single" w:sz="20" w:space="6" w:color="1E5631"/>
+          <w:left w:val="single" w:sz="18" w:space="4" w:color="1E4620"/>
         </w:pBdr>
+        <w:shd w:val="clear" w:fill="F2F5FA"/>
       </w:pPr>
       <w:r>
         <w:rPr>
-          <w:sz w:val="20"/>
+          <w:b w:val="0"/>
         </w:rPr>
         <w:t>[00:13:42] 前面这个名色分别智跟缘摄受智，也被称为"法住智"。就是要有这个基础，我们才去观。</w:t>
       </w:r>
@@ -1328,71 +1481,66 @@
       <w:r>
         <w:rPr>
           <w:b/>
-          <w:sz w:val="21"/>
         </w:rPr>
         <w:t>四、观智成熟时：从"无常、苦、无我"到道智</w:t>
       </w:r>
     </w:p>
     <w:p>
       <w:pPr>
-        <w:spacing w:before="40" w:after="80"/>
-        <w:ind w:left="283"/>
-        <w:shd w:val="clear" w:color="auto" w:fill="EDF6EF"/>
+        <w:ind w:left="170"/>
         <w:pBdr>
-          <w:left w:val="single" w:sz="20" w:space="6" w:color="1E5631"/>
+          <w:left w:val="single" w:sz="18" w:space="4" w:color="1E4620"/>
         </w:pBdr>
+        <w:shd w:val="clear" w:fill="F2F5FA"/>
       </w:pPr>
       <w:r>
         <w:rPr>
-          <w:sz w:val="20"/>
+          <w:b w:val="0"/>
         </w:rPr>
         <w:t>[00:13:53] 观什么呢？观过去30生以及到你证悟涅槃这个期间的所有的生命状态——有高的有低的，有好的有不好的——这些生命状态的名色法，都是无常、苦、无我的。无常就是生灭，刹那生灭；苦就是不圆满、受逼迫、会坏掉；无我，就是没有一个主宰，没有一个可管控的东西在里面，没有灵魂。无常、苦、无我——这样的生命，你还要不要？</w:t>
       </w:r>
     </w:p>
     <w:p>
       <w:pPr>
-        <w:spacing w:before="40" w:after="80"/>
-        <w:ind w:left="283"/>
-        <w:shd w:val="clear" w:color="auto" w:fill="EDF6EF"/>
+        <w:ind w:left="170"/>
         <w:pBdr>
-          <w:left w:val="single" w:sz="20" w:space="6" w:color="1E5631"/>
+          <w:left w:val="single" w:sz="18" w:space="4" w:color="1E4620"/>
         </w:pBdr>
+        <w:shd w:val="clear" w:fill="F2F5FA"/>
       </w:pPr>
       <w:r>
         <w:rPr>
-          <w:sz w:val="20"/>
+          <w:b w:val="0"/>
         </w:rPr>
         <w:t>[00:14:29] 就是这样的角度，他观察的是这样。思维智，就是先看到无常、苦、（无我）；到生灭随观，就是能看到当下的生灭；（再到）坏随观，最后你只看到（灭）——就是你这一生在追求的、以及过去无数生命在追求的这个生命中"美好的东西"，它在不断地灭、灭、灭、灭、灭……</w:t>
       </w:r>
     </w:p>
     <w:p>
       <w:pPr>
-        <w:spacing w:before="40" w:after="80"/>
-        <w:ind w:left="283"/>
-        <w:shd w:val="clear" w:color="auto" w:fill="EDF6EF"/>
+        <w:ind w:left="170"/>
         <w:pBdr>
-          <w:left w:val="single" w:sz="20" w:space="6" w:color="1E5631"/>
+          <w:left w:val="single" w:sz="18" w:space="4" w:color="1E4620"/>
         </w:pBdr>
+        <w:shd w:val="clear" w:fill="F2F5FA"/>
       </w:pPr>
       <w:r>
         <w:rPr>
-          <w:sz w:val="20"/>
+          <w:b w:val="0"/>
         </w:rPr>
         <w:t>[00:14:51] 那个时候，如果我们的观智成熟，就会生起怖畏现起智，次第地生起怖畏现起智，就觉得：好可怕，这样的生命状态好可怕，而且我还一直都以为它很美好。然后是过患智，就觉得这样的生命不好，这样的生命状态跟涅槃比起来差太远了。</w:t>
       </w:r>
     </w:p>
     <w:p>
       <w:pPr>
-        <w:spacing w:before="40" w:after="80"/>
-        <w:ind w:left="283"/>
-        <w:shd w:val="clear" w:color="auto" w:fill="EDF6EF"/>
+        <w:ind w:left="170"/>
         <w:pBdr>
-          <w:left w:val="single" w:sz="20" w:space="6" w:color="1E5631"/>
+          <w:left w:val="single" w:sz="18" w:space="4" w:color="1E4620"/>
         </w:pBdr>
+        <w:shd w:val="clear" w:fill="F2F5FA"/>
       </w:pPr>
       <w:r>
         <w:rPr>
-          <w:sz w:val="20"/>
+          <w:b w:val="0"/>
         </w:rPr>
         <w:t>[00:15:19] 厌离智——就是不喜欢这样的生命状态；想解脱智、欲解脱智；行舍智、随顺智、种姓智、道智。就是当你真的能够对这样的生命状态放手的时候，五根平衡，道智就会生起；道智生起，就会彻底地断除一部分的烦恼，比如初果。</w:t>
       </w:r>
@@ -1401,67 +1549,56 @@
       <w:r>
         <w:rPr>
           <w:b/>
-          <w:sz w:val="21"/>
         </w:rPr>
         <w:t>五、两类行者：止观与纯观（材料③的表述，与材料①第五段互参）</w:t>
       </w:r>
     </w:p>
     <w:p>
       <w:pPr>
-        <w:spacing w:before="40" w:after="80"/>
-        <w:ind w:left="283"/>
-        <w:shd w:val="clear" w:color="auto" w:fill="EDF6EF"/>
+        <w:ind w:left="170"/>
         <w:pBdr>
-          <w:left w:val="single" w:sz="20" w:space="6" w:color="1E5631"/>
+          <w:left w:val="single" w:sz="18" w:space="4" w:color="1E4620"/>
         </w:pBdr>
+        <w:shd w:val="clear" w:fill="F2F5FA"/>
       </w:pPr>
       <w:r>
         <w:rPr>
-          <w:sz w:val="20"/>
+          <w:b w:val="0"/>
         </w:rPr>
         <w:t>[00:14:11] 在佛陀的时代，修这个七清净，或者界定为三学、十六种观智，它有分两类：一类是这个止观（行者），一类叫纯观。这个止观，就是先成就四禅八定，再依这个定力来修观，这个就叫止观；或者至少要先成就安止定，或者初禅的安止定，再来修观，这就是止观。纯观，就是它并不需要真的（成就）安止定，有近行定就可以。</w:t>
       </w:r>
     </w:p>
     <w:p>
-      <w:pPr>
-        <w:spacing w:before="160" w:after="80"/>
-      </w:pPr>
       <w:r>
         <w:rPr>
-          <w:rFonts w:ascii="Microsoft YaHei" w:hAnsi="Microsoft YaHei" w:eastAsia="Microsoft YaHei"/>
           <w:b/>
-          <w:color w:val="1E5631"/>
-          <w:sz w:val="28"/>
+          <w:color w:val="1E4620"/>
+          <w:sz w:val="26"/>
         </w:rPr>
         <w:t>💬 第一轮分享</w:t>
       </w:r>
     </w:p>
     <w:p>
       <w:pPr>
-        <w:spacing w:before="40" w:after="80"/>
-        <w:ind w:left="283"/>
-        <w:shd w:val="clear" w:color="auto" w:fill="EDF6EF"/>
+        <w:ind w:left="170"/>
         <w:pBdr>
-          <w:left w:val="single" w:sz="20" w:space="6" w:color="1E5631"/>
+          <w:left w:val="single" w:sz="18" w:space="4" w:color="1E4620"/>
         </w:pBdr>
+        <w:shd w:val="clear" w:fill="F2F5FA"/>
       </w:pPr>
       <w:r>
         <w:rPr>
-          <w:sz w:val="20"/>
+          <w:b w:val="0"/>
         </w:rPr>
         <w:t>请大家轮流分享：读完这三段文字，最触动你的一句话是什么？为什么触动你？</w:t>
       </w:r>
     </w:p>
     <w:p>
-      <w:pPr>
-        <w:spacing w:before="160" w:after="80"/>
-      </w:pPr>
       <w:r>
         <w:rPr>
-          <w:rFonts w:ascii="Microsoft YaHei" w:hAnsi="Microsoft YaHei" w:eastAsia="Microsoft YaHei"/>
           <w:b/>
-          <w:color w:val="1E5631"/>
-          <w:sz w:val="28"/>
+          <w:color w:val="1E4620"/>
+          <w:sz w:val="26"/>
         </w:rPr>
         <w:t>🎯 主题讨论</w:t>
       </w:r>
@@ -1470,221 +1607,222 @@
       <w:r>
         <w:rPr>
           <w:b/>
-          <w:sz w:val="21"/>
         </w:rPr>
         <w:t>讨论问题（按优先级）</w:t>
       </w:r>
       <w:r>
         <w:rPr>
-          <w:sz w:val="21"/>
+          <w:b w:val="0"/>
         </w:rPr>
         <w:t>：</w:t>
       </w:r>
     </w:p>
     <w:p>
       <w:pPr>
-        <w:ind w:left="340"/>
+        <w:pStyle w:val="ListBullet"/>
       </w:pPr>
       <w:r>
         <w:rPr>
-          <w:color w:val="1E5631"/>
-          <w:sz w:val="21"/>
-        </w:rPr>
-        <w:t xml:space="preserve">• </w:t>
-      </w:r>
-      <w:r>
-        <w:rPr>
           <w:b/>
-          <w:sz w:val="21"/>
         </w:rPr>
         <w:t>问题①（★必答，时间不够时只讨论这个）</w:t>
       </w:r>
       <w:r>
         <w:rPr>
-          <w:sz w:val="21"/>
+          <w:b w:val="0"/>
         </w:rPr>
         <w:t>：原文说禅修的本质是"培育心的平静，是去除我们内心的五盖"——这和很多人以为的"打坐发呆、放松解压"有什么不同？你来参加读书会之前，以为禅修是什么？（可以先轮流说说"我来之前的想象"，再对照原文找差异）</w:t>
       </w:r>
     </w:p>
     <w:p>
       <w:pPr>
-        <w:ind w:left="340"/>
+        <w:pStyle w:val="ListBullet"/>
       </w:pPr>
       <w:r>
         <w:rPr>
-          <w:color w:val="1E5631"/>
-          <w:sz w:val="21"/>
-        </w:rPr>
-        <w:t xml:space="preserve">• </w:t>
-      </w:r>
-      <w:r>
-        <w:rPr>
           <w:b/>
-          <w:sz w:val="21"/>
         </w:rPr>
         <w:t>问题②（◈选答）</w:t>
       </w:r>
       <w:r>
         <w:rPr>
-          <w:sz w:val="21"/>
+          <w:b w:val="0"/>
         </w:rPr>
         <w:t>：止禅与观禅各是什么？为什么说"止是观的基础"？（提示：先用各自的一句话说说"止禅是什么、观禅是什么"，再回到材料①"止禅的目标……为后面开展观禅提供基础"那一段）</w:t>
       </w:r>
     </w:p>
     <w:p>
       <w:pPr>
-        <w:ind w:left="340"/>
+        <w:pStyle w:val="ListBullet"/>
       </w:pPr>
       <w:r>
         <w:rPr>
-          <w:color w:val="1E5631"/>
-          <w:sz w:val="21"/>
-        </w:rPr>
-        <w:t xml:space="preserve">• </w:t>
-      </w:r>
-      <w:r>
-        <w:rPr>
           <w:b/>
-          <w:sz w:val="21"/>
         </w:rPr>
         <w:t>问题③（◈选答，时间富余或大家感兴趣时讨论）</w:t>
       </w:r>
       <w:r>
         <w:rPr>
-          <w:sz w:val="21"/>
+          <w:b w:val="0"/>
         </w:rPr>
         <w:t>：正法住世五个千年的划分说明了什么？对照今天的时代，你如何理解"现在依然可以修"？（提示：可回到材料①"禅修的目的是培育心的平静，是去除我们内心的五盖"和材料②"第五个千年"那两段）</w:t>
       </w:r>
     </w:p>
     <w:p>
       <w:pPr>
-        <w:spacing w:before="40" w:after="80"/>
-        <w:ind w:left="283"/>
-        <w:shd w:val="clear" w:color="auto" w:fill="EDF6EF"/>
+        <w:ind w:left="170"/>
         <w:pBdr>
-          <w:left w:val="single" w:sz="20" w:space="6" w:color="1E5631"/>
+          <w:left w:val="single" w:sz="18" w:space="4" w:color="1E4620"/>
         </w:pBdr>
+        <w:shd w:val="clear" w:fill="F2F5FA"/>
       </w:pPr>
       <w:r>
         <w:rPr>
           <w:b/>
-          <w:sz w:val="20"/>
         </w:rPr>
         <w:t>分层追问</w:t>
       </w:r>
       <w:r>
         <w:rPr>
-          <w:sz w:val="20"/>
+          <w:b w:val="0"/>
         </w:rPr>
-        <w:t>（可视时间取用，由浅入深）： - 【现象】你平时听到“禅修”这个词时，脑子里浮现的第一幅画面是什么？它又是从哪里来的？ - 【影响】回想你最近一次想让心静下来的时刻，那时的你，是想解决点什么，还是只想歇一歇？ - 【应对】这周挑一个安静的十分钟，坐着不动，只观察此刻的心是紧的还是松的，不急着去改变它。</w:t>
+        <w:t>（可视时间取用，由浅入深）：</w:t>
       </w:r>
     </w:p>
     <w:p>
       <w:pPr>
-        <w:spacing w:before="160" w:after="80"/>
+        <w:ind w:left="170"/>
+        <w:pBdr>
+          <w:left w:val="single" w:sz="18" w:space="4" w:color="1E4620"/>
+        </w:pBdr>
+        <w:shd w:val="clear" w:fill="F2F5FA"/>
       </w:pPr>
       <w:r>
         <w:rPr>
-          <w:rFonts w:ascii="Microsoft YaHei" w:hAnsi="Microsoft YaHei" w:eastAsia="Microsoft YaHei"/>
+          <w:b w:val="0"/>
+        </w:rPr>
+        <w:t>- 【现象】你平时听到“禅修”这个词时，脑子里浮现的第一幅画面是什么？它又是从哪里来的？</w:t>
+      </w:r>
+    </w:p>
+    <w:p>
+      <w:pPr>
+        <w:ind w:left="170"/>
+        <w:pBdr>
+          <w:left w:val="single" w:sz="18" w:space="4" w:color="1E4620"/>
+        </w:pBdr>
+        <w:shd w:val="clear" w:fill="F2F5FA"/>
+      </w:pPr>
+      <w:r>
+        <w:rPr>
+          <w:b w:val="0"/>
+        </w:rPr>
+        <w:t>- 【影响】回想你最近一次想让心静下来的时刻，那时的你，是想解决点什么，还是只想歇一歇？</w:t>
+      </w:r>
+    </w:p>
+    <w:p>
+      <w:pPr>
+        <w:ind w:left="170"/>
+        <w:pBdr>
+          <w:left w:val="single" w:sz="18" w:space="4" w:color="1E4620"/>
+        </w:pBdr>
+        <w:shd w:val="clear" w:fill="F2F5FA"/>
+      </w:pPr>
+      <w:r>
+        <w:rPr>
+          <w:b w:val="0"/>
+        </w:rPr>
+        <w:t>- 【应对】这周挑一个安静的十分钟，坐着不动，只观察此刻的心是紧的还是松的，不急着去改变它。</w:t>
+      </w:r>
+    </w:p>
+    <w:p>
+      <w:r>
+        <w:rPr>
           <w:b/>
-          <w:color w:val="1E5631"/>
-          <w:sz w:val="28"/>
+          <w:color w:val="1E4620"/>
+          <w:sz w:val="26"/>
         </w:rPr>
         <w:t>🧘 禅修练习：第1讲第一次坐</w:t>
       </w:r>
     </w:p>
     <w:p>
       <w:pPr>
-        <w:spacing w:before="40" w:after="80"/>
-        <w:ind w:left="283"/>
-        <w:shd w:val="clear" w:color="auto" w:fill="EDF6EF"/>
+        <w:ind w:left="170"/>
         <w:pBdr>
-          <w:left w:val="single" w:sz="20" w:space="6" w:color="1E5631"/>
+          <w:left w:val="single" w:sz="18" w:space="4" w:color="1E4620"/>
         </w:pBdr>
+        <w:shd w:val="clear" w:fill="F2F5FA"/>
       </w:pPr>
       <w:r>
         <w:rPr>
-          <w:sz w:val="20"/>
+          <w:b w:val="0"/>
         </w:rPr>
         <w:t xml:space="preserve">⚠️ </w:t>
       </w:r>
       <w:r>
         <w:rPr>
           <w:b/>
-          <w:sz w:val="20"/>
         </w:rPr>
         <w:t>禅修禁忌提示</w:t>
       </w:r>
       <w:r>
         <w:rPr>
-          <w:sz w:val="20"/>
+          <w:b w:val="0"/>
         </w:rPr>
         <w:t>：若你正处在严重抑郁、焦虑、创伤后应激，或精神类疾病的发作／用药期，或正经历强烈的情绪危机，请先咨询医生或心理师，再决定是否练习；练习中若出现明显不适（如心悸、胸闷、情绪失控），请立即停止，睁开眼睛，把注意力放回呼吸与身体，必要时离场休息。</w:t>
       </w:r>
     </w:p>
     <w:p>
       <w:pPr>
-        <w:spacing w:before="40" w:after="80"/>
-        <w:ind w:left="283"/>
-        <w:shd w:val="clear" w:color="auto" w:fill="EDF6EF"/>
+        <w:ind w:left="170"/>
         <w:pBdr>
-          <w:left w:val="single" w:sz="20" w:space="6" w:color="1E5631"/>
+          <w:left w:val="single" w:sz="18" w:space="4" w:color="1E4620"/>
         </w:pBdr>
+        <w:shd w:val="clear" w:fill="F2F5FA"/>
       </w:pPr>
       <w:r>
         <w:rPr>
           <w:b/>
-          <w:sz w:val="20"/>
         </w:rPr>
         <w:t>练习提示（禁忌与安全）</w:t>
       </w:r>
       <w:r>
         <w:rPr>
-          <w:sz w:val="20"/>
+          <w:b w:val="0"/>
         </w:rPr>
         <w:t>：如有严重身心疾病（重度抑郁／焦虑发作期、精神障碍等）、近期手术或严重心血管疾病、孕期或有医嘱限制者，请先咨询医生、量力而行；练习中若出现强烈不适，可随时睁眼、停止、调整，或改为静坐观察。</w:t>
       </w:r>
     </w:p>
     <w:p>
-      <w:pPr>
-        <w:spacing w:before="160" w:after="80"/>
-      </w:pPr>
       <w:r>
         <w:rPr>
-          <w:rFonts w:ascii="Microsoft YaHei" w:hAnsi="Microsoft YaHei" w:eastAsia="Microsoft YaHei"/>
           <w:b/>
-          <w:color w:val="1E5631"/>
-          <w:sz w:val="28"/>
+          <w:color w:val="1E4620"/>
+          <w:sz w:val="26"/>
         </w:rPr>
         <w:t>📚 扩展内容包（时间富余时使用）</w:t>
       </w:r>
     </w:p>
     <w:p>
       <w:pPr>
-        <w:spacing w:before="40" w:after="80"/>
-        <w:ind w:left="283"/>
-        <w:shd w:val="clear" w:color="auto" w:fill="EDF6EF"/>
+        <w:ind w:left="170"/>
         <w:pBdr>
-          <w:left w:val="single" w:sz="20" w:space="6" w:color="1E5631"/>
+          <w:left w:val="single" w:sz="18" w:space="4" w:color="1E4620"/>
         </w:pBdr>
+        <w:shd w:val="clear" w:fill="F2F5FA"/>
       </w:pPr>
       <w:r>
         <w:rPr>
-          <w:sz w:val="20"/>
+          <w:b w:val="0"/>
         </w:rPr>
         <w:t>以下内容用于共读提前结束或讨论意犹未尽时，按需选用，不必全部完成。</w:t>
       </w:r>
     </w:p>
     <w:p>
-      <w:pPr>
-        <w:spacing w:before="120" w:after="80"/>
-      </w:pPr>
       <w:r>
         <w:rPr>
-          <w:rFonts w:ascii="Microsoft YaHei" w:hAnsi="Microsoft YaHei" w:eastAsia="Microsoft YaHei"/>
           <w:b/>
-          <w:color w:val="1E5631"/>
-          <w:sz w:val="25"/>
+          <w:color w:val="1E4620"/>
+          <w:sz w:val="23"/>
         </w:rPr>
         <w:t>扩展一：补充原文段落</w:t>
       </w:r>
@@ -1693,84 +1831,266 @@
       <w:r>
         <w:rPr>
           <w:b/>
-          <w:sz w:val="21"/>
         </w:rPr>
         <w:t>段落1</w:t>
       </w:r>
       <w:r>
         <w:rPr>
-          <w:sz w:val="21"/>
+          <w:b w:val="0"/>
         </w:rPr>
         <w:t>（出自本周素材·材料②《如来禅修学体系17-禅修次第1-时代特点与确立目标-古源尊者-20250119（课件）》"禅修次第总纲"，未共读，照录——这是如来禅课程的整体框架图，可投屏给大家看一眼；看图即可，不必逐行读）：</w:t>
       </w:r>
     </w:p>
     <w:p>
+      <w:pPr>
+        <w:jc w:val="center"/>
+      </w:pPr>
       <w:r>
-        <w:rPr>
-          <w:sz w:val="21"/>
-        </w:rPr>
-        <w:t>![如来禅——禅修次第总纲（体系17课件框架图）](素材图_禅修次第总纲.png)</w:t>
+        <w:drawing>
+          <wp:inline xmlns:a="http://schemas.openxmlformats.org/drawingml/2006/main" xmlns:pic="http://schemas.openxmlformats.org/drawingml/2006/picture">
+            <wp:extent cx="5400000" cy="3090361"/>
+            <wp:docPr id="1" name="Picture 1"/>
+            <wp:cNvGraphicFramePr>
+              <a:graphicFrameLocks noChangeAspect="1"/>
+            </wp:cNvGraphicFramePr>
+            <a:graphic>
+              <a:graphicData uri="http://schemas.openxmlformats.org/drawingml/2006/picture">
+                <pic:pic>
+                  <pic:nvPicPr>
+                    <pic:cNvPr id="0" name="素材图_禅修次第总纲.png"/>
+                    <pic:cNvPicPr/>
+                  </pic:nvPicPr>
+                  <pic:blipFill>
+                    <a:blip r:embed="rId11"/>
+                    <a:stretch>
+                      <a:fillRect/>
+                    </a:stretch>
+                  </pic:blipFill>
+                  <pic:spPr>
+                    <a:xfrm>
+                      <a:off x="0" y="0"/>
+                      <a:ext cx="5400000" cy="3090361"/>
+                    </a:xfrm>
+                    <a:prstGeom prst="rect"/>
+                  </pic:spPr>
+                </pic:pic>
+              </a:graphicData>
+            </a:graphic>
+          </wp:inline>
+        </w:drawing>
       </w:r>
     </w:p>
     <w:p>
       <w:pPr>
-        <w:spacing w:before="40" w:after="80"/>
-        <w:ind w:left="283"/>
-        <w:shd w:val="clear" w:color="auto" w:fill="EDF6EF"/>
-        <w:pBdr>
-          <w:left w:val="single" w:sz="20" w:space="6" w:color="1E5631"/>
-        </w:pBdr>
+        <w:jc w:val="center"/>
       </w:pPr>
       <w:r>
         <w:rPr>
-          <w:sz w:val="20"/>
+          <w:color w:val="888888"/>
+          <w:sz w:val="16"/>
         </w:rPr>
-        <w:t># 大佛寺如来禅 # 禅修次第 一、时代特点与确立目标 二、亲近善士 三、听闻正法 四、如理作意 五、法随法行</w:t>
+        <w:t>▲ 如来禅——禅修次第总纲（体系17课件框架图）</w:t>
       </w:r>
     </w:p>
     <w:p>
       <w:pPr>
-        <w:spacing w:before="40" w:after="80"/>
-        <w:ind w:left="283"/>
-        <w:shd w:val="clear" w:color="auto" w:fill="EDF6EF"/>
-        <w:pBdr>
-          <w:left w:val="single" w:sz="20" w:space="6" w:color="1E5631"/>
-        </w:pBdr>
+        <w:spacing w:before="200"/>
       </w:pPr>
       <w:r>
         <w:rPr>
-          <w:sz w:val="20"/>
+          <w:b/>
+          <w:color w:val="1E4620"/>
+          <w:sz w:val="30"/>
         </w:rPr>
-        <w:t># 如来禅——四预流支 戒清净(止观前行)/ 心清净 / 见清净 / 度疑清净 / 道非道智见清净 / 行道智见清净 / 智见清净 入道初基:亲近善士、听闻正法、如理作意;具足戒行、守护根门、于食知量、实行警寤;远离独处、舍离五盖。 (止:初禅、第二禅、第三禅、第四禅 → 观:见清净、度疑清净、道非道智见清净、行道智见清净、智见清净) 居士:五戒 / 八戒 / 九戒 / 十戒</w:t>
+        <w:t>大佛寺如来禅</w:t>
+      </w:r>
+    </w:p>
+    <w:p>
+      <w:pPr>
+        <w:spacing w:before="200"/>
+      </w:pPr>
+      <w:r>
+        <w:rPr>
+          <w:b/>
+          <w:color w:val="1E4620"/>
+          <w:sz w:val="30"/>
+        </w:rPr>
+        <w:t>禅修次第</w:t>
+      </w:r>
+    </w:p>
+    <w:p>
+      <w:pPr>
+        <w:ind w:left="170"/>
+        <w:pBdr>
+          <w:left w:val="single" w:sz="18" w:space="4" w:color="1E4620"/>
+        </w:pBdr>
+        <w:shd w:val="clear" w:fill="F2F5FA"/>
+      </w:pPr>
+      <w:r>
+        <w:rPr>
+          <w:b w:val="0"/>
+        </w:rPr>
+        <w:t>一、时代特点与确立目标</w:t>
+      </w:r>
+    </w:p>
+    <w:p>
+      <w:pPr>
+        <w:ind w:left="170"/>
+        <w:pBdr>
+          <w:left w:val="single" w:sz="18" w:space="4" w:color="1E4620"/>
+        </w:pBdr>
+        <w:shd w:val="clear" w:fill="F2F5FA"/>
+      </w:pPr>
+      <w:r>
+        <w:rPr>
+          <w:b w:val="0"/>
+        </w:rPr>
+        <w:t>二、亲近善士</w:t>
+      </w:r>
+    </w:p>
+    <w:p>
+      <w:pPr>
+        <w:ind w:left="170"/>
+        <w:pBdr>
+          <w:left w:val="single" w:sz="18" w:space="4" w:color="1E4620"/>
+        </w:pBdr>
+        <w:shd w:val="clear" w:fill="F2F5FA"/>
+      </w:pPr>
+      <w:r>
+        <w:rPr>
+          <w:b w:val="0"/>
+        </w:rPr>
+        <w:t>三、听闻正法</w:t>
+      </w:r>
+    </w:p>
+    <w:p>
+      <w:pPr>
+        <w:ind w:left="170"/>
+        <w:pBdr>
+          <w:left w:val="single" w:sz="18" w:space="4" w:color="1E4620"/>
+        </w:pBdr>
+        <w:shd w:val="clear" w:fill="F2F5FA"/>
+      </w:pPr>
+      <w:r>
+        <w:rPr>
+          <w:b w:val="0"/>
+        </w:rPr>
+        <w:t>四、如理作意</w:t>
+      </w:r>
+    </w:p>
+    <w:p>
+      <w:pPr>
+        <w:ind w:left="170"/>
+        <w:pBdr>
+          <w:left w:val="single" w:sz="18" w:space="4" w:color="1E4620"/>
+        </w:pBdr>
+        <w:shd w:val="clear" w:fill="F2F5FA"/>
+      </w:pPr>
+      <w:r>
+        <w:rPr>
+          <w:b w:val="0"/>
+        </w:rPr>
+        <w:t>五、法随法行</w:t>
+      </w:r>
+    </w:p>
+    <w:p>
+      <w:pPr>
+        <w:spacing w:before="200"/>
+      </w:pPr>
+      <w:r>
+        <w:rPr>
+          <w:b/>
+          <w:color w:val="1E4620"/>
+          <w:sz w:val="30"/>
+        </w:rPr>
+        <w:t>如来禅——四预流支</w:t>
+      </w:r>
+    </w:p>
+    <w:p>
+      <w:pPr>
+        <w:ind w:left="170"/>
+        <w:pBdr>
+          <w:left w:val="single" w:sz="18" w:space="4" w:color="1E4620"/>
+        </w:pBdr>
+        <w:shd w:val="clear" w:fill="F2F5FA"/>
+      </w:pPr>
+      <w:r>
+        <w:rPr>
+          <w:b w:val="0"/>
+        </w:rPr>
+        <w:t>戒清净(止观前行)/ 心清净 / 见清净 / 度疑清净 / 道非道智见清净 / 行道智见清净 / 智见清净</w:t>
+      </w:r>
+    </w:p>
+    <w:p>
+      <w:pPr>
+        <w:ind w:left="170"/>
+        <w:pBdr>
+          <w:left w:val="single" w:sz="18" w:space="4" w:color="1E4620"/>
+        </w:pBdr>
+        <w:shd w:val="clear" w:fill="F2F5FA"/>
+      </w:pPr>
+      <w:r>
+        <w:rPr>
+          <w:b w:val="0"/>
+        </w:rPr>
+        <w:t>入道初基:亲近善士、听闻正法、如理作意;具足戒行、守护根门、于食知量、实行警寤;远离独处、舍离五盖。</w:t>
+      </w:r>
+    </w:p>
+    <w:p>
+      <w:pPr>
+        <w:ind w:left="170"/>
+        <w:pBdr>
+          <w:left w:val="single" w:sz="18" w:space="4" w:color="1E4620"/>
+        </w:pBdr>
+        <w:shd w:val="clear" w:fill="F2F5FA"/>
+      </w:pPr>
+      <w:r>
+        <w:rPr>
+          <w:b w:val="0"/>
+        </w:rPr>
+        <w:t>(止:初禅、第二禅、第三禅、第四禅 → 观:见清净、度疑清净、道非道智见清净、行道智见清净、智见清净)</w:t>
+      </w:r>
+    </w:p>
+    <w:p>
+      <w:pPr>
+        <w:ind w:left="170"/>
+        <w:pBdr>
+          <w:left w:val="single" w:sz="18" w:space="4" w:color="1E4620"/>
+        </w:pBdr>
+        <w:shd w:val="clear" w:fill="F2F5FA"/>
+      </w:pPr>
+      <w:r>
+        <w:rPr>
+          <w:b w:val="0"/>
+        </w:rPr>
+        <w:t>居士:五戒 / 八戒 / 九戒 / 十戒</w:t>
       </w:r>
     </w:p>
     <w:p>
       <w:r>
         <w:rPr>
           <w:b/>
-          <w:sz w:val="21"/>
         </w:rPr>
         <w:t>段落2</w:t>
       </w:r>
       <w:r>
         <w:rPr>
-          <w:sz w:val="21"/>
+          <w:b w:val="0"/>
         </w:rPr>
         <w:t>（出自本周素材·材料③《2025五月包容寺短期出家修习营01-如来禅修学体系简介-古源尊者-20250501》，未共读，照录）：</w:t>
       </w:r>
     </w:p>
     <w:p>
       <w:pPr>
-        <w:spacing w:before="40" w:after="80"/>
-        <w:ind w:left="283"/>
-        <w:shd w:val="clear" w:color="auto" w:fill="EDF6EF"/>
+        <w:ind w:left="170"/>
         <w:pBdr>
-          <w:left w:val="single" w:sz="20" w:space="6" w:color="1E5631"/>
+          <w:left w:val="single" w:sz="18" w:space="4" w:color="1E4620"/>
         </w:pBdr>
+        <w:shd w:val="clear" w:fill="F2F5FA"/>
       </w:pPr>
       <w:r>
         <w:rPr>
-          <w:sz w:val="20"/>
+          <w:b w:val="0"/>
         </w:rPr>
         <w:t>[00:42:59] 那我们这个如来禅的十六观智——我们看到七清净、十六观智写的都是"清净"，对吧？它是清净。清净，就是心的净化，不然还有什么要清净的呢？这个身体洗得再干净也没有用，因为你每天要吃饭，吃饭就产生排泄物，它是不会清净的；但是心是可以不断地被清净的。</w:t>
       </w:r>
@@ -1779,29 +2099,27 @@
       <w:r>
         <w:rPr>
           <w:b/>
-          <w:sz w:val="21"/>
         </w:rPr>
         <w:t>段落3</w:t>
       </w:r>
       <w:r>
         <w:rPr>
-          <w:sz w:val="21"/>
+          <w:b w:val="0"/>
         </w:rPr>
         <w:t>（出处同上，未共读，照录）：</w:t>
       </w:r>
     </w:p>
     <w:p>
       <w:pPr>
-        <w:spacing w:before="40" w:after="80"/>
-        <w:ind w:left="283"/>
-        <w:shd w:val="clear" w:color="auto" w:fill="EDF6EF"/>
+        <w:ind w:left="170"/>
         <w:pBdr>
-          <w:left w:val="single" w:sz="20" w:space="6" w:color="1E5631"/>
+          <w:left w:val="single" w:sz="18" w:space="4" w:color="1E4620"/>
         </w:pBdr>
+        <w:shd w:val="clear" w:fill="F2F5FA"/>
       </w:pPr>
       <w:r>
         <w:rPr>
-          <w:sz w:val="20"/>
+          <w:b w:val="0"/>
         </w:rPr>
         <w:t>[00:21:45] 所以我们如来禅，既教止观，也教传统纯观。当然大部分人是从止观开始，因为如果没有足够的定力，想清晰地观察名法色法是不容易的。所以我们一般对大部分的人，都会建议修止观。</w:t>
       </w:r>
@@ -1810,491 +2128,365 @@
       <w:r>
         <w:rPr>
           <w:b/>
-          <w:sz w:val="21"/>
         </w:rPr>
         <w:t>段落4</w:t>
       </w:r>
       <w:r>
         <w:rPr>
-          <w:sz w:val="21"/>
+          <w:b w:val="0"/>
         </w:rPr>
         <w:t>（出处同上，未共读，照录——可作为"两条路径"的补充）：</w:t>
       </w:r>
     </w:p>
     <w:p>
       <w:pPr>
-        <w:spacing w:before="40" w:after="80"/>
-        <w:ind w:left="283"/>
-        <w:shd w:val="clear" w:color="auto" w:fill="EDF6EF"/>
+        <w:ind w:left="170"/>
         <w:pBdr>
-          <w:left w:val="single" w:sz="20" w:space="6" w:color="1E5631"/>
+          <w:left w:val="single" w:sz="18" w:space="4" w:color="1E4620"/>
         </w:pBdr>
+        <w:shd w:val="clear" w:fill="F2F5FA"/>
       </w:pPr>
       <w:r>
         <w:rPr>
-          <w:sz w:val="20"/>
+          <w:b w:val="0"/>
         </w:rPr>
         <w:t>[00:22:20] 当然也有一些修纯观的人，他需要付出比修止观的人更多的时间，</w:t>
       </w:r>
     </w:p>
     <w:p>
       <w:pPr>
-        <w:spacing w:before="40" w:after="80"/>
-        <w:ind w:left="283"/>
-        <w:shd w:val="clear" w:color="auto" w:fill="EDF6EF"/>
+        <w:ind w:left="170"/>
         <w:pBdr>
-          <w:left w:val="single" w:sz="20" w:space="6" w:color="1E5631"/>
+          <w:left w:val="single" w:sz="18" w:space="4" w:color="1E4620"/>
         </w:pBdr>
+        <w:shd w:val="clear" w:fill="F2F5FA"/>
       </w:pPr>
       <w:r>
         <w:rPr>
-          <w:sz w:val="20"/>
+          <w:b w:val="0"/>
         </w:rPr>
         <w:t>[00:22:29] 每天，行、住、坐、卧都要去觉察，能够看到究竟的名色法。好，就是讲如来禅这个体系。</w:t>
       </w:r>
     </w:p>
     <w:p>
-      <w:pPr>
-        <w:spacing w:before="120" w:after="80"/>
-      </w:pPr>
       <w:r>
         <w:rPr>
-          <w:rFonts w:ascii="Microsoft YaHei" w:hAnsi="Microsoft YaHei" w:eastAsia="Microsoft YaHei"/>
           <w:b/>
-          <w:color w:val="1E5631"/>
-          <w:sz w:val="25"/>
+          <w:color w:val="1E4620"/>
+          <w:sz w:val="23"/>
         </w:rPr>
         <w:t>扩展二：深入讨论问题</w:t>
       </w:r>
     </w:p>
     <w:p>
       <w:pPr>
-        <w:ind w:left="340"/>
+        <w:pStyle w:val="ListNumber"/>
       </w:pPr>
       <w:r>
         <w:rPr>
-          <w:b/>
-          <w:sz w:val="21"/>
-        </w:rPr>
-        <w:t xml:space="preserve">1. </w:t>
-      </w:r>
-      <w:r>
-        <w:rPr>
-          <w:sz w:val="21"/>
+          <w:b w:val="0"/>
         </w:rPr>
         <w:t>原文说"修行,它不是为结果,结果是一个自然的呈现"。你生活里有没有"越盯着结果越焦虑"的经历？——工作、育儿、考试、健身都算。如果换成"只管在每个当下,你的心是在上行的状态、在善心的状态"，你正在做的那件事，做法上会有什么不同？（想不起例子的话，可以换成：上周有没有哪个瞬间，你明显感到"心是上行的、善的"？那是什么时候？）</w:t>
       </w:r>
     </w:p>
     <w:p>
       <w:pPr>
-        <w:ind w:left="340"/>
+        <w:pStyle w:val="ListNumber"/>
       </w:pPr>
       <w:r>
         <w:rPr>
-          <w:b/>
-          <w:sz w:val="21"/>
-        </w:rPr>
-        <w:t xml:space="preserve">2. </w:t>
-      </w:r>
-      <w:r>
-        <w:rPr>
-          <w:sz w:val="21"/>
+          <w:b w:val="0"/>
         </w:rPr>
         <w:t>第五个千年"连断除一切烦恼都不可能了,只能成就更低的三个果位:不来果、一来果与入流果"——这句话你初读时觉得泄气还是安心？对照"确立修行目标"那一段，你会把什么样的目标，当作自己这两年现实可行的修学方向？（没有标准答案；答案可以在八周里慢慢变——这个答案不需要说给任何人听，除非你愿意。）</w:t>
       </w:r>
     </w:p>
     <w:p>
-      <w:pPr>
-        <w:spacing w:before="120" w:after="80"/>
-      </w:pPr>
       <w:r>
         <w:rPr>
-          <w:rFonts w:ascii="Microsoft YaHei" w:hAnsi="Microsoft YaHei" w:eastAsia="Microsoft YaHei"/>
           <w:b/>
-          <w:color w:val="1E5631"/>
-          <w:sz w:val="25"/>
+          <w:color w:val="1E4620"/>
+          <w:sz w:val="23"/>
         </w:rPr>
         <w:t>扩展三：延伸小练习</w:t>
       </w:r>
     </w:p>
     <w:p>
       <w:pPr>
-        <w:ind w:left="340"/>
+        <w:pStyle w:val="ListBullet"/>
       </w:pPr>
       <w:r>
         <w:rPr>
-          <w:color w:val="1E5631"/>
-          <w:sz w:val="21"/>
-        </w:rPr>
-        <w:t xml:space="preserve">• </w:t>
-      </w:r>
-      <w:r>
-        <w:rPr>
           <w:b/>
-          <w:sz w:val="21"/>
         </w:rPr>
         <w:t>三次"知道呼吸"</w:t>
       </w:r>
       <w:r>
         <w:rPr>
-          <w:sz w:val="21"/>
+          <w:b w:val="0"/>
         </w:rPr>
         <w:t>：今天起，挑三个日常时刻（等电梯、等水开、下车前……），各停10秒，知道一次"呼吸正在进、正在出"，不调整、不延长，然后继续做手里的事。它与本周作业的区别：作业是睡前回想"心里最清楚的一次状态"，这个小练习是把"知道"带进白天的碎片时间。（做的时候不闭眼、不摆姿势，别人看不出来——知道呼吸这件事，本来就不需要任何人知道。）（小提醒：做的时候不数数、不摸脉、不深呼吸——只是"知道"。一旦发现自己在"检查效果"，笑一笑，回到"知道"本身。另一个选项：给手机设两个随机提醒，响的时候，先知道一次呼吸，再看手机。）</w:t>
       </w:r>
     </w:p>
     <w:p>
-      <w:pPr>
-        <w:spacing w:before="120" w:after="80"/>
-      </w:pPr>
       <w:r>
         <w:rPr>
-          <w:rFonts w:ascii="Microsoft YaHei" w:hAnsi="Microsoft YaHei" w:eastAsia="Microsoft YaHei"/>
           <w:b/>
-          <w:color w:val="1E5631"/>
-          <w:sz w:val="25"/>
+          <w:color w:val="1E4620"/>
+          <w:sz w:val="23"/>
         </w:rPr>
         <w:t>扩展四：延伸素材</w:t>
       </w:r>
     </w:p>
     <w:p>
       <w:pPr>
-        <w:ind w:left="340"/>
+        <w:pStyle w:val="ListBullet"/>
       </w:pPr>
       <w:r>
         <w:rPr>
-          <w:color w:val="1E5631"/>
-          <w:sz w:val="21"/>
-        </w:rPr>
-        <w:t xml:space="preserve">• </w:t>
-      </w:r>
-      <w:r>
-        <w:rPr>
           <w:b/>
-          <w:sz w:val="21"/>
         </w:rPr>
         <w:t>观禅到底观什么？——一张"地图"级的回答</w:t>
       </w:r>
       <w:r>
         <w:rPr>
-          <w:sz w:val="21"/>
+          <w:b w:val="0"/>
         </w:rPr>
         <w:t>（依据本周素材·材料③《2025五月包容寺短期出家修习营01-如来禅修学体系简介》"十六观智"部分整理概述，与材料③第三、四段配合使用；主持人念概述即可，</w:t>
       </w:r>
       <w:r>
         <w:rPr>
           <w:b/>
-          <w:sz w:val="21"/>
         </w:rPr>
         <w:t>念原文而非讲解</w:t>
       </w:r>
       <w:r>
         <w:rPr>
-          <w:sz w:val="21"/>
+          <w:b w:val="0"/>
         </w:rPr>
         <w:t>）：修观的次第是——先"分别"名色（精神与物质），再"缘摄受"（看名色的因缘），这两步合称"法住智"；有了这个基础，才去观一切生命状态的无常、苦、无我；观智成熟时，怖畏、过患、厌离、欲解脱次第生起，最后五根平衡、道智生起，彻底断除一部分烦恼（比如初果）。——可用于回应"观禅到底观什么""那么多观智从哪里开始"。若有人追问细节，回答："观禅的具体修法不在本读书会范围内，今天知道'止是观的基础'就够了。"</w:t>
       </w:r>
     </w:p>
     <w:p>
       <w:pPr>
-        <w:ind w:left="340"/>
+        <w:pStyle w:val="ListBullet"/>
       </w:pPr>
       <w:r>
         <w:rPr>
-          <w:color w:val="1E5631"/>
-          <w:sz w:val="21"/>
-        </w:rPr>
-        <w:t xml:space="preserve">• </w:t>
-      </w:r>
-      <w:r>
-        <w:rPr>
           <w:b/>
-          <w:sz w:val="21"/>
         </w:rPr>
         <w:t>常见提问速答</w:t>
       </w:r>
       <w:r>
         <w:rPr>
-          <w:sz w:val="21"/>
+          <w:b w:val="0"/>
         </w:rPr>
         <w:t>：若有人问"十六观智是不是要背下来"——不是，今天只需记住两句话："止是观的基础""清净的是心，不是身体"；若有人问"这些和打坐有什么关系"——回答："三学里，戒清净是止观前行，心清净靠修止，见清净以下靠修观——我们马上就要从'坐'和'呼吸'开始走这条路。"</w:t>
       </w:r>
     </w:p>
     <w:p>
       <w:pPr>
-        <w:ind w:left="340"/>
+        <w:pStyle w:val="ListBullet"/>
       </w:pPr>
       <w:r>
         <w:rPr>
-          <w:color w:val="1E5631"/>
-          <w:sz w:val="21"/>
-        </w:rPr>
-        <w:t xml:space="preserve">• </w:t>
-      </w:r>
-      <w:r>
-        <w:rPr>
           <w:b/>
-          <w:sz w:val="21"/>
         </w:rPr>
         <w:t>与第2周的衔接</w:t>
       </w:r>
       <w:r>
         <w:rPr>
-          <w:sz w:val="21"/>
+          <w:b w:val="0"/>
         </w:rPr>
         <w:t>：本周立起"是什么、为什么、地图长什么样"；下周立刻落地到"身体怎么安放"。若时间富余，可以请大家各说一句：关于"坐"，你最想解决的一个问题是什么？（记下来，下周开场用。）</w:t>
       </w:r>
     </w:p>
     <w:p>
-      <w:pPr>
-        <w:spacing w:before="160" w:after="80"/>
-      </w:pPr>
       <w:r>
         <w:rPr>
-          <w:rFonts w:ascii="Microsoft YaHei" w:hAnsi="Microsoft YaHei" w:eastAsia="Microsoft YaHei"/>
           <w:b/>
-          <w:color w:val="1E5631"/>
-          <w:sz w:val="28"/>
+          <w:color w:val="1E4620"/>
+          <w:sz w:val="26"/>
         </w:rPr>
         <w:t>🔚 收尾与回向</w:t>
       </w:r>
     </w:p>
     <w:p>
       <w:pPr>
-        <w:ind w:left="340"/>
+        <w:pStyle w:val="ListNumber"/>
       </w:pPr>
       <w:r>
         <w:rPr>
           <w:b/>
-          <w:sz w:val="21"/>
-        </w:rPr>
-        <w:t xml:space="preserve">1. </w:t>
-      </w:r>
-      <w:r>
-        <w:rPr>
-          <w:b/>
-          <w:sz w:val="21"/>
         </w:rPr>
         <w:t>每人一句话</w:t>
       </w:r>
       <w:r>
         <w:rPr>
-          <w:sz w:val="21"/>
+          <w:b w:val="0"/>
         </w:rPr>
         <w:t>：今天最大的收获是什么？</w:t>
       </w:r>
     </w:p>
     <w:p>
       <w:pPr>
-        <w:ind w:left="340"/>
+        <w:pStyle w:val="ListNumber"/>
       </w:pPr>
       <w:r>
         <w:rPr>
           <w:b/>
-          <w:sz w:val="21"/>
-        </w:rPr>
-        <w:t xml:space="preserve">2. </w:t>
-      </w:r>
-      <w:r>
-        <w:rPr>
-          <w:b/>
-          <w:sz w:val="21"/>
         </w:rPr>
         <w:t>下周预告</w:t>
       </w:r>
       <w:r>
         <w:rPr>
-          <w:sz w:val="21"/>
+          <w:b w:val="0"/>
         </w:rPr>
         <w:t>：下周我们解决最实际的问题——"如何坐好一坐"：骨盆怎么放、肩膀怎么松、头怎么摆、坐下之前要检查什么。主题是"正确坐姿与身心准备"。到时候请带一样东西来：你平时坐的椅子或坐垫——家里用什么，下周就用什么练。</w:t>
       </w:r>
     </w:p>
     <w:p>
       <w:pPr>
-        <w:ind w:left="340"/>
+        <w:pStyle w:val="ListNumber"/>
       </w:pPr>
       <w:r>
         <w:rPr>
           <w:b/>
-          <w:sz w:val="21"/>
-        </w:rPr>
-        <w:t xml:space="preserve">3. </w:t>
-      </w:r>
-      <w:r>
-        <w:rPr>
-          <w:b/>
-          <w:sz w:val="21"/>
         </w:rPr>
         <w:t>本周作业</w:t>
       </w:r>
       <w:r>
         <w:rPr>
-          <w:sz w:val="21"/>
+          <w:b w:val="0"/>
         </w:rPr>
         <w:t>：</w:t>
       </w:r>
     </w:p>
     <w:p>
-      <w:pPr>
-        <w:ind w:left="340"/>
-      </w:pPr>
       <w:r>
         <w:rPr>
-          <w:color w:val="1E5631"/>
-          <w:sz w:val="21"/>
+          <w:b w:val="0"/>
         </w:rPr>
-        <w:t xml:space="preserve">• </w:t>
+        <w:t xml:space="preserve">   - 每天睡前用2分钟回想今天心里最清楚的一次状态（不评判，只观察）。</w:t>
       </w:r>
+    </w:p>
+    <w:p>
       <w:r>
         <w:rPr>
-          <w:sz w:val="21"/>
+          <w:b w:val="0"/>
         </w:rPr>
-        <w:t>每天睡前用2分钟回想今天心里最清楚的一次状态（不评判，只观察）。</w:t>
+        <w:t xml:space="preserve">   - 小提示：不用回想"最好的一次"，就回想"最清楚的一次"；只观察、只记录，不打分、不自责。</w:t>
+      </w:r>
+    </w:p>
+    <w:p>
+      <w:r>
+        <w:rPr>
+          <w:b w:val="0"/>
+        </w:rPr>
+        <w:t xml:space="preserve">   - 进阶（可选）：把每天回想的内容用一句话记进手机备忘录，八周结束时回看一遍。</w:t>
       </w:r>
     </w:p>
     <w:p>
       <w:pPr>
-        <w:ind w:left="340"/>
-      </w:pPr>
-      <w:r>
-        <w:rPr>
-          <w:color w:val="1E5631"/>
-          <w:sz w:val="21"/>
-        </w:rPr>
-        <w:t xml:space="preserve">• </w:t>
-      </w:r>
-      <w:r>
-        <w:rPr>
-          <w:sz w:val="21"/>
-        </w:rPr>
-        <w:t>小提示：不用回想"最好的一次"，就回想"最清楚的一次"；只观察、只记录，不打分、不自责。</w:t>
-      </w:r>
-    </w:p>
-    <w:p>
-      <w:pPr>
-        <w:ind w:left="340"/>
-      </w:pPr>
-      <w:r>
-        <w:rPr>
-          <w:color w:val="1E5631"/>
-          <w:sz w:val="21"/>
-        </w:rPr>
-        <w:t xml:space="preserve">• </w:t>
-      </w:r>
-      <w:r>
-        <w:rPr>
-          <w:sz w:val="21"/>
-        </w:rPr>
-        <w:t>进阶（可选）：把每天回想的内容用一句话记进手机备忘录，八周结束时回看一遍。</w:t>
-      </w:r>
-    </w:p>
-    <w:p>
-      <w:pPr>
-        <w:ind w:left="340"/>
+        <w:pStyle w:val="ListNumber"/>
       </w:pPr>
       <w:r>
         <w:rPr>
           <w:b/>
-          <w:sz w:val="21"/>
-        </w:rPr>
-        <w:t xml:space="preserve">4. </w:t>
-      </w:r>
-      <w:r>
-        <w:rPr>
-          <w:b/>
-          <w:sz w:val="21"/>
         </w:rPr>
         <w:t>回向</w:t>
       </w:r>
       <w:r>
         <w:rPr>
-          <w:sz w:val="21"/>
+          <w:b w:val="0"/>
         </w:rPr>
         <w:t>（一起念）：</w:t>
       </w:r>
     </w:p>
     <w:p>
       <w:pPr>
-        <w:spacing w:before="40" w:after="80"/>
-        <w:ind w:left="283"/>
-        <w:shd w:val="clear" w:color="auto" w:fill="EDF6EF"/>
+        <w:ind w:left="170"/>
         <w:pBdr>
-          <w:left w:val="single" w:sz="20" w:space="6" w:color="1E5631"/>
+          <w:left w:val="single" w:sz="18" w:space="4" w:color="1E4620"/>
         </w:pBdr>
+        <w:shd w:val="clear" w:fill="F2F5FA"/>
       </w:pPr>
       <w:r>
         <w:rPr>
           <w:b/>
-          <w:sz w:val="20"/>
         </w:rPr>
         <w:t>愿我此功德，导向诸漏尽！</w:t>
       </w:r>
-      <w:r>
-        <w:rPr>
-          <w:sz w:val="20"/>
-        </w:rPr>
-        <w:t xml:space="preserve"> </w:t>
-      </w:r>
+    </w:p>
+    <w:p>
+      <w:pPr>
+        <w:ind w:left="170"/>
+        <w:pBdr>
+          <w:left w:val="single" w:sz="18" w:space="4" w:color="1E4620"/>
+        </w:pBdr>
+        <w:shd w:val="clear" w:fill="F2F5FA"/>
+      </w:pPr>
       <w:r>
         <w:rPr>
           <w:b/>
-          <w:sz w:val="20"/>
         </w:rPr>
         <w:t>愿我此功德，为证涅槃缘！</w:t>
       </w:r>
-      <w:r>
-        <w:rPr>
-          <w:sz w:val="20"/>
-        </w:rPr>
-        <w:t xml:space="preserve"> </w:t>
-      </w:r>
+    </w:p>
+    <w:p>
+      <w:pPr>
+        <w:ind w:left="170"/>
+        <w:pBdr>
+          <w:left w:val="single" w:sz="18" w:space="4" w:color="1E4620"/>
+        </w:pBdr>
+        <w:shd w:val="clear" w:fill="F2F5FA"/>
+      </w:pPr>
       <w:r>
         <w:rPr>
           <w:b/>
-          <w:sz w:val="20"/>
         </w:rPr>
         <w:t>我此功德分，回向诸有情！</w:t>
       </w:r>
-      <w:r>
-        <w:rPr>
-          <w:sz w:val="20"/>
-        </w:rPr>
-        <w:t xml:space="preserve"> </w:t>
-      </w:r>
+    </w:p>
+    <w:p>
+      <w:pPr>
+        <w:ind w:left="170"/>
+        <w:pBdr>
+          <w:left w:val="single" w:sz="18" w:space="4" w:color="1E4620"/>
+        </w:pBdr>
+        <w:shd w:val="clear" w:fill="F2F5FA"/>
+      </w:pPr>
       <w:r>
         <w:rPr>
           <w:b/>
-          <w:sz w:val="20"/>
         </w:rPr>
         <w:t>愿彼等一切，同得功德分！</w:t>
       </w:r>
     </w:p>
     <w:p>
       <w:pPr>
-        <w:spacing w:before="40" w:after="80"/>
-        <w:ind w:left="283"/>
-        <w:shd w:val="clear" w:color="auto" w:fill="EDF6EF"/>
+        <w:ind w:left="170"/>
         <w:pBdr>
-          <w:left w:val="single" w:sz="20" w:space="6" w:color="1E5631"/>
+          <w:left w:val="single" w:sz="18" w:space="4" w:color="1E4620"/>
         </w:pBdr>
+        <w:shd w:val="clear" w:fill="F2F5FA"/>
       </w:pPr>
       <w:r>
         <w:rPr>
-          <w:sz w:val="20"/>
+          <w:b w:val="0"/>
         </w:rPr>
         <w:t xml:space="preserve">📚 </w:t>
       </w:r>
       <w:r>
         <w:rPr>
           <w:b/>
-          <w:sz w:val="20"/>
         </w:rPr>
         <w:t>下一份文档</w:t>
       </w:r>
       <w:r>
         <w:rPr>
-          <w:sz w:val="20"/>
+          <w:b w:val="0"/>
         </w:rPr>
-        <w:t>：`第2周_正确坐姿与身心准备_学员版.md`</w:t>
+        <w:t>：第2周_正确坐姿与身心准备_学员版.md</w:t>
       </w:r>
     </w:p>
     <w:sectPr>
@@ -2316,7 +2508,11 @@
       <w:pStyle w:val="Footer"/>
       <w:jc w:val="center"/>
     </w:pPr>
-    <w:fldSimple w:instr="PAGE"/>
+    <w:r>
+      <w:fldChar w:fldCharType="begin"/>
+      <w:instrText xml:space="preserve">PAGE</w:instrText>
+      <w:fldChar w:fldCharType="end"/>
+    </w:r>
   </w:p>
 </w:ftr>
 </file>
@@ -2330,10 +2526,10 @@
     </w:pPr>
     <w:r>
       <w:rPr>
-        <w:color w:val="808080"/>
+        <w:color w:val="1E4620"/>
         <w:sz w:val="16"/>
       </w:rPr>
-      <w:t>读书会01·第1周·禅修的本质与目标与如来禅修学体系（朗读优化版）</w:t>
+      <w:t>读书会01 · 第1周 · 朗读优化版（8周版） · 学员版</w:t>
     </w:r>
   </w:p>
 </w:hdr>
@@ -2702,11 +2898,8 @@
     <w:name w:val="Normal"/>
     <w:qFormat/>
     <w:rsid w:val="00FC693F"/>
-    <w:pPr>
-      <w:spacing w:line="324" w:lineRule="auto" w:after="60"/>
-    </w:pPr>
     <w:rPr>
-      <w:rFonts w:ascii="Microsoft YaHei" w:hAnsi="Microsoft YaHei" w:eastAsia="Microsoft YaHei"/>
+      <w:rFonts w:ascii="等线" w:hAnsi="等线" w:eastAsia="宋体"/>
       <w:sz w:val="21"/>
     </w:rPr>
   </w:style>
